--- a/pr-preview/pr-348/basic-statistical-methods-handout-tracked-changes.docx
+++ b/pr-preview/pr-348/basic-statistical-methods-handout-tracked-changes.docx
@@ -16,7 +16,7 @@
       </w:pPr>
       <w:del w:id="1" w:author="PR Preview" w:date="2026-01-01T00:00:00Z">
         <w:r>
-          <w:delText xml:space="preserve">Last modified: 2026-10-18 17:33:29 (PDT)</w:delText>
+          <w:delText xml:space="preserve">Last modified: 2026-10-19 00:31:45 (PDT)</w:delText>
         </w:r>
       </w:del>
     </w:p>
@@ -26,7 +26,7 @@
       </w:pPr>
       <w:ins w:id="2" w:author="PR Preview" w:date="2026-01-01T00:00:00Z">
         <w:r>
-          <w:t xml:space="preserve">Last modified: 2026-10-18 22:03:59 (PDT)</w:t>
+          <w:t xml:space="preserve">Last modified: 2026-10-19 00:34:54 (PDT)</w:t>
         </w:r>
       </w:ins>
     </w:p>

--- a/pr-preview/pr-348/basic-statistical-methods-handout-tracked-changes.docx
+++ b/pr-preview/pr-348/basic-statistical-methods-handout-tracked-changes.docx
@@ -16,7 +16,7 @@
       </w:pPr>
       <w:del w:id="1" w:author="PR Preview" w:date="2026-01-01T00:00:00Z">
         <w:r>
-          <w:delText xml:space="preserve">Last modified: 2026-10-19 00:31:45 (PDT)</w:delText>
+          <w:delText xml:space="preserve">Last modified: 2026-10-19 00:48:10 (PDT)</w:delText>
         </w:r>
       </w:del>
     </w:p>
@@ -26,7 +26,7 @@
       </w:pPr>
       <w:ins w:id="2" w:author="PR Preview" w:date="2026-01-01T00:00:00Z">
         <w:r>
-          <w:t xml:space="preserve">Last modified: 2026-10-19 00:34:54 (PDT)</w:t>
+          <w:t xml:space="preserve">Last modified: 2026-10-19 01:01:02 (PDT)</w:t>
         </w:r>
       </w:ins>
     </w:p>
@@ -3892,7 +3892,7 @@
     </w:p>
     <w:bookmarkEnd w:id="24"/>
     <w:bookmarkEnd w:id="25"/>
-    <w:bookmarkStart w:id="62" w:name="sec-two-group-continuous"/>
+    <w:bookmarkStart w:id="63" w:name="sec-two-group-continuous"/>
     <w:p>
       <w:pPr>
         <w:pStyle w:val="Heading2"/>
@@ -4191,7 +4191,7 @@
       </w:r>
     </w:p>
     <w:bookmarkEnd w:id="31"/>
-    <w:bookmarkStart w:id="38" w:name="sec-one-sample-t-test"/>
+    <w:bookmarkStart w:id="39" w:name="sec-one-sample-t-test"/>
     <w:p>
       <w:pPr>
         <w:pStyle w:val="Heading3"/>
@@ -4200,27 +4200,35 @@
         <w:t xml:space="preserve">4.2 One-sample t-test</w:t>
       </w:r>
     </w:p>
-    <w:bookmarkStart w:id="33" w:name="def-one-sample-t-test"/>
+    <w:bookmarkStart w:id="34" w:name="def-one-sample-t-test"/>
     <w:p>
       <w:pPr>
         <w:pStyle w:val="FirstParagraph"/>
       </w:pPr>
-      <w:r>
-        <w:rPr>
-          <w:b/>
-          <w:bCs/>
-        </w:rPr>
-        <w:t xml:space="preserve">Definition 1 (One-sample t-test)</w:t>
-      </w:r>
-      <w:r>
-        <w:t xml:space="preserve"> </w:t>
-      </w:r>
-      <w:r>
-        <w:t xml:space="preserve">Let</w:t>
-      </w:r>
-      <w:r>
-        <w:t xml:space="preserve"> </w:t>
-      </w:r>
+      <w:del w:id="3" w:author="PR Preview" w:date="2026-01-01T00:00:00Z">
+        <w:r>
+          <w:rPr>
+            <w:b/>
+            <w:bCs/>
+          </w:rPr>
+          <w:delText xml:space="preserve">Definition 1 (One-sample t-test)</w:delText>
+        </w:r>
+      </w:del>
+      <w:del w:id="4" w:author="PR Preview" w:date="2026-01-01T00:00:00Z">
+        <w:r>
+          <w:delText xml:space="preserve"> </w:delText>
+        </w:r>
+      </w:del>
+      <w:del w:id="5" w:author="PR Preview" w:date="2026-01-01T00:00:00Z">
+        <w:r>
+          <w:delText xml:space="preserve">Let</w:delText>
+        </w:r>
+      </w:del>
+      <w:del w:id="6" w:author="PR Preview" w:date="2026-01-01T00:00:00Z">
+        <w:r>
+          <w:delText xml:space="preserve"> </w:delText>
+        </w:r>
+      </w:del>
       <m:oMath>
         <m:sSub>
           <m:e>
@@ -4265,15 +4273,21 @@
           </m:sub>
         </m:sSub>
       </m:oMath>
-      <w:r>
-        <w:t xml:space="preserve"> </w:t>
-      </w:r>
-      <w:r>
-        <w:t xml:space="preserve">be observations with</w:t>
-      </w:r>
-      <w:r>
-        <w:t xml:space="preserve"> </w:t>
-      </w:r>
+      <w:del w:id="7" w:author="PR Preview" w:date="2026-01-01T00:00:00Z">
+        <w:r>
+          <w:delText xml:space="preserve"> </w:delText>
+        </w:r>
+      </w:del>
+      <w:del w:id="8" w:author="PR Preview" w:date="2026-01-01T00:00:00Z">
+        <w:r>
+          <w:delText xml:space="preserve">be observations with</w:delText>
+        </w:r>
+      </w:del>
+      <w:del w:id="9" w:author="PR Preview" w:date="2026-01-01T00:00:00Z">
+        <w:r>
+          <w:delText xml:space="preserve"> </w:delText>
+        </w:r>
+      </w:del>
       <m:oMath>
         <m:r>
           <m:t>n</m:t>
@@ -4288,18 +4302,26 @@
           <m:t>2</m:t>
         </m:r>
       </m:oMath>
-      <w:r>
-        <w:t xml:space="preserve">,</w:t>
-      </w:r>
-      <w:r>
-        <w:t xml:space="preserve"> </w:t>
-      </w:r>
-      <w:r>
-        <w:t xml:space="preserve">sample mean</w:t>
-      </w:r>
-      <w:r>
-        <w:t xml:space="preserve"> </w:t>
-      </w:r>
+      <w:del w:id="10" w:author="PR Preview" w:date="2026-01-01T00:00:00Z">
+        <w:r>
+          <w:delText xml:space="preserve">,</w:delText>
+        </w:r>
+      </w:del>
+      <w:del w:id="11" w:author="PR Preview" w:date="2026-01-01T00:00:00Z">
+        <w:r>
+          <w:delText xml:space="preserve"> </w:delText>
+        </w:r>
+      </w:del>
+      <w:del w:id="12" w:author="PR Preview" w:date="2026-01-01T00:00:00Z">
+        <w:r>
+          <w:delText xml:space="preserve">sample mean</w:delText>
+        </w:r>
+      </w:del>
+      <w:del w:id="13" w:author="PR Preview" w:date="2026-01-01T00:00:00Z">
+        <w:r>
+          <w:delText xml:space="preserve"> </w:delText>
+        </w:r>
+      </w:del>
       <m:oMath>
         <m:acc>
           <m:accPr>
@@ -4312,45 +4334,65 @@
           </m:e>
         </m:acc>
       </m:oMath>
-      <w:r>
-        <w:t xml:space="preserve">, and sample standard deviation</w:t>
-      </w:r>
-      <w:r>
-        <w:t xml:space="preserve"> </w:t>
-      </w:r>
+      <w:del w:id="14" w:author="PR Preview" w:date="2026-01-01T00:00:00Z">
+        <w:r>
+          <w:delText xml:space="preserve">, and sample standard deviation</w:delText>
+        </w:r>
+      </w:del>
+      <w:del w:id="15" w:author="PR Preview" w:date="2026-01-01T00:00:00Z">
+        <w:r>
+          <w:delText xml:space="preserve"> </w:delText>
+        </w:r>
+      </w:del>
       <m:oMath>
         <m:r>
           <m:t>s</m:t>
         </m:r>
       </m:oMath>
-      <w:r>
-        <w:t xml:space="preserve">.</w:t>
-      </w:r>
-      <w:r>
-        <w:t xml:space="preserve"> </w:t>
-      </w:r>
-      <w:r>
-        <w:t xml:space="preserve">The</w:t>
-      </w:r>
-      <w:r>
-        <w:t xml:space="preserve"> </w:t>
-      </w:r>
-      <w:r>
-        <w:rPr>
-          <w:b/>
-          <w:bCs/>
-        </w:rPr>
-        <w:t xml:space="preserve">one-sample t-test</w:t>
-      </w:r>
-      <w:r>
-        <w:t xml:space="preserve"> </w:t>
-      </w:r>
-      <w:r>
-        <w:t xml:space="preserve">of</w:t>
-      </w:r>
-      <w:r>
-        <w:t xml:space="preserve"> </w:t>
-      </w:r>
+      <w:del w:id="16" w:author="PR Preview" w:date="2026-01-01T00:00:00Z">
+        <w:r>
+          <w:delText xml:space="preserve">.</w:delText>
+        </w:r>
+      </w:del>
+      <w:del w:id="17" w:author="PR Preview" w:date="2026-01-01T00:00:00Z">
+        <w:r>
+          <w:delText xml:space="preserve"> </w:delText>
+        </w:r>
+      </w:del>
+      <w:del w:id="18" w:author="PR Preview" w:date="2026-01-01T00:00:00Z">
+        <w:r>
+          <w:delText xml:space="preserve">The</w:delText>
+        </w:r>
+      </w:del>
+      <w:del w:id="19" w:author="PR Preview" w:date="2026-01-01T00:00:00Z">
+        <w:r>
+          <w:delText xml:space="preserve"> </w:delText>
+        </w:r>
+      </w:del>
+      <w:del w:id="20" w:author="PR Preview" w:date="2026-01-01T00:00:00Z">
+        <w:r>
+          <w:rPr>
+            <w:b/>
+            <w:bCs/>
+          </w:rPr>
+          <w:delText xml:space="preserve">one-sample t-test</w:delText>
+        </w:r>
+      </w:del>
+      <w:del w:id="21" w:author="PR Preview" w:date="2026-01-01T00:00:00Z">
+        <w:r>
+          <w:delText xml:space="preserve"> </w:delText>
+        </w:r>
+      </w:del>
+      <w:del w:id="22" w:author="PR Preview" w:date="2026-01-01T00:00:00Z">
+        <w:r>
+          <w:delText xml:space="preserve">of</w:delText>
+        </w:r>
+      </w:del>
+      <w:del w:id="23" w:author="PR Preview" w:date="2026-01-01T00:00:00Z">
+        <w:r>
+          <w:delText xml:space="preserve"> </w:delText>
+        </w:r>
+      </w:del>
       <m:oMath>
         <m:sSub>
           <m:e>
@@ -4392,15 +4434,21 @@
           </m:sub>
         </m:sSub>
       </m:oMath>
-      <w:r>
-        <w:t xml:space="preserve"> </w:t>
-      </w:r>
-      <w:r>
-        <w:t xml:space="preserve">against</w:t>
-      </w:r>
-      <w:r>
-        <w:t xml:space="preserve"> </w:t>
-      </w:r>
+      <w:del w:id="24" w:author="PR Preview" w:date="2026-01-01T00:00:00Z">
+        <w:r>
+          <w:delText xml:space="preserve"> </w:delText>
+        </w:r>
+      </w:del>
+      <w:del w:id="25" w:author="PR Preview" w:date="2026-01-01T00:00:00Z">
+        <w:r>
+          <w:delText xml:space="preserve">against</w:delText>
+        </w:r>
+      </w:del>
+      <w:del w:id="26" w:author="PR Preview" w:date="2026-01-01T00:00:00Z">
+        <w:r>
+          <w:delText xml:space="preserve"> </w:delText>
+        </w:r>
+      </w:del>
       <m:oMath>
         <m:sSub>
           <m:e>
@@ -4442,18 +4490,341 @@
           </m:sub>
         </m:sSub>
       </m:oMath>
-      <w:r>
-        <w:t xml:space="preserve"> </w:t>
-      </w:r>
-      <w:r>
-        <w:t xml:space="preserve">uses the statistic</w:t>
-      </w:r>
-      <w:r>
-        <w:t xml:space="preserve"> </w:t>
-      </w:r>
-      <w:r>
-        <w:t xml:space="preserve">[3]</w:t>
-      </w:r>
+      <w:del w:id="27" w:author="PR Preview" w:date="2026-01-01T00:00:00Z">
+        <w:r>
+          <w:delText xml:space="preserve"> </w:delText>
+        </w:r>
+      </w:del>
+      <w:del w:id="28" w:author="PR Preview" w:date="2026-01-01T00:00:00Z">
+        <w:r>
+          <w:delText xml:space="preserve">uses the statistic</w:delText>
+        </w:r>
+      </w:del>
+      <w:del w:id="29" w:author="PR Preview" w:date="2026-01-01T00:00:00Z">
+        <w:r>
+          <w:delText xml:space="preserve"> </w:delText>
+        </w:r>
+      </w:del>
+      <w:del w:id="30" w:author="PR Preview" w:date="2026-01-01T00:00:00Z">
+        <w:r>
+          <w:delText xml:space="preserve">[3]</w:delText>
+        </w:r>
+      </w:del>
+    </w:p>
+    <w:p>
+      <w:pPr>
+        <w:pStyle w:val="FirstParagraph"/>
+      </w:pPr>
+      <w:ins w:id="31" w:author="PR Preview" w:date="2026-01-01T00:00:00Z">
+        <w:r>
+          <w:rPr>
+            <w:b/>
+            <w:bCs/>
+          </w:rPr>
+          <w:t xml:space="preserve">Definition 1 (One-sample t-test)</w:t>
+        </w:r>
+      </w:ins>
+      <w:ins w:id="32" w:author="PR Preview" w:date="2026-01-01T00:00:00Z">
+        <w:r>
+          <w:t xml:space="preserve"> </w:t>
+        </w:r>
+      </w:ins>
+      <w:ins w:id="33" w:author="PR Preview" w:date="2026-01-01T00:00:00Z">
+        <w:r>
+          <w:t xml:space="preserve">Let</w:t>
+        </w:r>
+      </w:ins>
+      <w:ins w:id="34" w:author="PR Preview" w:date="2026-01-01T00:00:00Z">
+        <w:r>
+          <w:t xml:space="preserve"> </w:t>
+        </w:r>
+      </w:ins>
+      <m:oMath>
+        <m:sSub>
+          <m:e>
+            <m:r>
+              <m:t>x</m:t>
+            </m:r>
+          </m:e>
+          <m:sub>
+            <m:r>
+              <m:t>1</m:t>
+            </m:r>
+          </m:sub>
+        </m:sSub>
+        <m:r>
+          <m:rPr>
+            <m:sty m:val="p"/>
+          </m:rPr>
+          <m:t>,</m:t>
+        </m:r>
+        <m:r>
+          <m:rPr>
+            <m:sty m:val="p"/>
+          </m:rPr>
+          <m:t>…</m:t>
+        </m:r>
+        <m:r>
+          <m:rPr>
+            <m:sty m:val="p"/>
+          </m:rPr>
+          <m:t>,</m:t>
+        </m:r>
+        <m:sSub>
+          <m:e>
+            <m:r>
+              <m:t>x</m:t>
+            </m:r>
+          </m:e>
+          <m:sub>
+            <m:r>
+              <m:t>n</m:t>
+            </m:r>
+          </m:sub>
+        </m:sSub>
+      </m:oMath>
+      <w:ins w:id="35" w:author="PR Preview" w:date="2026-01-01T00:00:00Z">
+        <w:r>
+          <w:t xml:space="preserve"> </w:t>
+        </w:r>
+      </w:ins>
+      <w:ins w:id="36" w:author="PR Preview" w:date="2026-01-01T00:00:00Z">
+        <w:r>
+          <w:t xml:space="preserve">be observations with</w:t>
+        </w:r>
+      </w:ins>
+      <w:ins w:id="37" w:author="PR Preview" w:date="2026-01-01T00:00:00Z">
+        <w:r>
+          <w:t xml:space="preserve"> </w:t>
+        </w:r>
+      </w:ins>
+      <m:oMath>
+        <m:r>
+          <m:t>n</m:t>
+        </m:r>
+        <m:r>
+          <m:rPr>
+            <m:sty m:val="p"/>
+          </m:rPr>
+          <m:t>≥</m:t>
+        </m:r>
+        <m:r>
+          <m:t>2</m:t>
+        </m:r>
+      </m:oMath>
+      <w:ins w:id="38" w:author="PR Preview" w:date="2026-01-01T00:00:00Z">
+        <w:r>
+          <w:t xml:space="preserve">,</w:t>
+        </w:r>
+      </w:ins>
+      <w:ins w:id="39" w:author="PR Preview" w:date="2026-01-01T00:00:00Z">
+        <w:r>
+          <w:t xml:space="preserve"> </w:t>
+        </w:r>
+      </w:ins>
+      <w:ins w:id="40" w:author="PR Preview" w:date="2026-01-01T00:00:00Z">
+        <w:r>
+          <w:t xml:space="preserve">sample mean</w:t>
+        </w:r>
+      </w:ins>
+      <w:ins w:id="41" w:author="PR Preview" w:date="2026-01-01T00:00:00Z">
+        <w:r>
+          <w:t xml:space="preserve"> </w:t>
+        </w:r>
+      </w:ins>
+      <m:oMath>
+        <m:acc>
+          <m:accPr>
+            <m:chr m:val="‾"/>
+          </m:accPr>
+          <m:e>
+            <m:r>
+              <m:t>x</m:t>
+            </m:r>
+          </m:e>
+        </m:acc>
+      </m:oMath>
+      <w:ins w:id="42" w:author="PR Preview" w:date="2026-01-01T00:00:00Z">
+        <w:r>
+          <w:t xml:space="preserve">, and sample standard deviation</w:t>
+        </w:r>
+      </w:ins>
+      <w:ins w:id="43" w:author="PR Preview" w:date="2026-01-01T00:00:00Z">
+        <w:r>
+          <w:t xml:space="preserve"> </w:t>
+        </w:r>
+      </w:ins>
+      <m:oMath>
+        <m:r>
+          <m:t>s</m:t>
+        </m:r>
+      </m:oMath>
+      <w:ins w:id="44" w:author="PR Preview" w:date="2026-01-01T00:00:00Z">
+        <w:r>
+          <w:t xml:space="preserve">.</w:t>
+        </w:r>
+      </w:ins>
+      <w:ins w:id="45" w:author="PR Preview" w:date="2026-01-01T00:00:00Z">
+        <w:r>
+          <w:t xml:space="preserve"> </w:t>
+        </w:r>
+      </w:ins>
+      <w:ins w:id="46" w:author="PR Preview" w:date="2026-01-01T00:00:00Z">
+        <w:r>
+          <w:t xml:space="preserve">The</w:t>
+        </w:r>
+      </w:ins>
+      <w:ins w:id="47" w:author="PR Preview" w:date="2026-01-01T00:00:00Z">
+        <w:r>
+          <w:t xml:space="preserve"> </w:t>
+        </w:r>
+      </w:ins>
+      <w:ins w:id="48" w:author="PR Preview" w:date="2026-01-01T00:00:00Z">
+        <w:r>
+          <w:rPr>
+            <w:b/>
+            <w:bCs/>
+          </w:rPr>
+          <w:t xml:space="preserve">one-sample t-test</w:t>
+        </w:r>
+      </w:ins>
+      <w:ins w:id="49" w:author="PR Preview" w:date="2026-01-01T00:00:00Z">
+        <w:r>
+          <w:t xml:space="preserve"> </w:t>
+        </w:r>
+      </w:ins>
+      <w:ins w:id="50" w:author="PR Preview" w:date="2026-01-01T00:00:00Z">
+        <w:r>
+          <w:t xml:space="preserve">of</w:t>
+        </w:r>
+      </w:ins>
+      <w:ins w:id="51" w:author="PR Preview" w:date="2026-01-01T00:00:00Z">
+        <w:r>
+          <w:t xml:space="preserve"> </w:t>
+        </w:r>
+      </w:ins>
+      <m:oMath>
+        <m:sSub>
+          <m:e>
+            <m:r>
+              <m:t>H</m:t>
+            </m:r>
+          </m:e>
+          <m:sub>
+            <m:r>
+              <m:t>0</m:t>
+            </m:r>
+          </m:sub>
+        </m:sSub>
+        <m:r>
+          <m:rPr>
+            <m:sty m:val="p"/>
+          </m:rPr>
+          <m:t>:</m:t>
+        </m:r>
+        <m:r>
+          <m:t>μ</m:t>
+        </m:r>
+        <m:r>
+          <m:rPr>
+            <m:sty m:val="p"/>
+          </m:rPr>
+          <m:t>=</m:t>
+        </m:r>
+        <m:sSub>
+          <m:e>
+            <m:r>
+              <m:t>μ</m:t>
+            </m:r>
+          </m:e>
+          <m:sub>
+            <m:r>
+              <m:t>0</m:t>
+            </m:r>
+          </m:sub>
+        </m:sSub>
+      </m:oMath>
+      <w:ins w:id="52" w:author="PR Preview" w:date="2026-01-01T00:00:00Z">
+        <w:r>
+          <w:t xml:space="preserve"> </w:t>
+        </w:r>
+      </w:ins>
+      <w:ins w:id="53" w:author="PR Preview" w:date="2026-01-01T00:00:00Z">
+        <w:r>
+          <w:t xml:space="preserve">against</w:t>
+        </w:r>
+      </w:ins>
+      <w:ins w:id="54" w:author="PR Preview" w:date="2026-01-01T00:00:00Z">
+        <w:r>
+          <w:t xml:space="preserve"> </w:t>
+        </w:r>
+      </w:ins>
+      <m:oMath>
+        <m:sSub>
+          <m:e>
+            <m:r>
+              <m:t>H</m:t>
+            </m:r>
+          </m:e>
+          <m:sub>
+            <m:r>
+              <m:t>1</m:t>
+            </m:r>
+          </m:sub>
+        </m:sSub>
+        <m:r>
+          <m:rPr>
+            <m:sty m:val="p"/>
+          </m:rPr>
+          <m:t>:</m:t>
+        </m:r>
+        <m:r>
+          <m:t>μ</m:t>
+        </m:r>
+        <m:r>
+          <m:rPr>
+            <m:sty m:val="p"/>
+          </m:rPr>
+          <m:t>≠</m:t>
+        </m:r>
+        <m:sSub>
+          <m:e>
+            <m:r>
+              <m:t>μ</m:t>
+            </m:r>
+          </m:e>
+          <m:sub>
+            <m:r>
+              <m:t>0</m:t>
+            </m:r>
+          </m:sub>
+        </m:sSub>
+      </m:oMath>
+      <w:ins w:id="55" w:author="PR Preview" w:date="2026-01-01T00:00:00Z">
+        <w:r>
+          <w:t xml:space="preserve"> </w:t>
+        </w:r>
+      </w:ins>
+      <w:ins w:id="56" w:author="PR Preview" w:date="2026-01-01T00:00:00Z">
+        <w:r>
+          <w:t xml:space="preserve">uses the</w:t>
+        </w:r>
+      </w:ins>
+      <w:ins w:id="57" w:author="PR Preview" w:date="2026-01-01T00:00:00Z">
+        <w:r>
+          <w:t xml:space="preserve"> </w:t>
+        </w:r>
+      </w:ins>
+      <w:hyperlink r:id="rId32">
+        <w:ins w:id="58" w:author="PR Preview" w:date="2026-01-01T00:00:00Z">
+          <w:r>
+            <w:rPr>
+              <w:rStyle w:val="Hyperlink"/>
+            </w:rPr>
+            <w:t xml:space="preserve">statistic</w:t>
+          </w:r>
+        </w:ins>
+      </w:hyperlink>
     </w:p>
     <w:p>
       <w:pPr>
@@ -4681,7 +5052,7 @@
       <w:r>
         <w:t xml:space="preserve">distribution (</w:t>
       </w:r>
-      <w:hyperlink r:id="rId32">
+      <w:hyperlink r:id="rId33">
         <w:r>
           <w:rPr>
             <w:rStyle w:val="Hyperlink"/>
@@ -4710,8 +5081,8 @@
         <w:t xml:space="preserve">.</w:t>
       </w:r>
     </w:p>
-    <w:bookmarkEnd w:id="33"/>
-    <w:bookmarkStart w:id="34" w:name="thm-one-sample-t-null"/>
+    <w:bookmarkEnd w:id="34"/>
+    <w:bookmarkStart w:id="35" w:name="thm-one-sample-t-null"/>
     <w:p>
       <w:pPr>
         <w:pStyle w:val="BodyText"/>
@@ -5027,7 +5398,7 @@
         <w:t xml:space="preserve">distribution.</w:t>
       </w:r>
     </w:p>
-    <w:bookmarkEnd w:id="34"/>
+    <w:bookmarkEnd w:id="35"/>
     <w:p>
       <w:pPr>
         <w:pStyle w:val="BodyText"/>
@@ -5429,7 +5800,7 @@
       <w:r>
         <w:t xml:space="preserve"> </w:t>
       </w:r>
-      <w:hyperlink r:id="rId32">
+      <w:hyperlink r:id="rId33">
         <w:r>
           <w:rPr>
             <w:rStyle w:val="Hyperlink"/>
@@ -6076,7 +6447,7 @@
         </m:oMath>
       </m:oMathPara>
     </w:p>
-    <w:bookmarkStart w:id="37" w:name="rem-t-statistic-nongaussian"/>
+    <w:bookmarkStart w:id="38" w:name="rem-t-statistic-nongaussian"/>
     <w:p>
       <w:pPr>
         <w:pStyle w:val="FirstParagraph"/>
@@ -6137,7 +6508,7 @@
       <w:r>
         <w:t xml:space="preserve"> </w:t>
       </w:r>
-      <w:hyperlink r:id="rId35">
+      <w:hyperlink r:id="rId36">
         <w:r>
           <w:rPr>
             <w:rStyle w:val="Hyperlink"/>
@@ -6192,7 +6563,7 @@
       <w:r>
         <w:t xml:space="preserve">(</w:t>
       </w:r>
-      <w:hyperlink r:id="rId36">
+      <w:hyperlink r:id="rId37">
         <w:r>
           <w:rPr>
             <w:rStyle w:val="Hyperlink"/>
@@ -6204,9 +6575,9 @@
         <w:t xml:space="preserve">).</w:t>
       </w:r>
     </w:p>
-    <w:bookmarkEnd w:id="37"/>
     <w:bookmarkEnd w:id="38"/>
-    <w:bookmarkStart w:id="41" w:name="sec-paired-t-test"/>
+    <w:bookmarkEnd w:id="39"/>
+    <w:bookmarkStart w:id="42" w:name="sec-paired-t-test"/>
     <w:p>
       <w:pPr>
         <w:pStyle w:val="Heading3"/>
@@ -6215,7 +6586,7 @@
         <w:t xml:space="preserve">4.3 Paired t-test</w:t>
       </w:r>
     </w:p>
-    <w:bookmarkStart w:id="39" w:name="def-paired-t-test"/>
+    <w:bookmarkStart w:id="40" w:name="def-paired-t-test"/>
     <w:p>
       <w:pPr>
         <w:pStyle w:val="FirstParagraph"/>
@@ -6758,8 +7129,8 @@
         <w:t xml:space="preserve">.</w:t>
       </w:r>
     </w:p>
-    <w:bookmarkEnd w:id="39"/>
-    <w:bookmarkStart w:id="40" w:name="exm-hers-paired"/>
+    <w:bookmarkEnd w:id="40"/>
+    <w:bookmarkStart w:id="41" w:name="exm-hers-paired"/>
     <w:p>
       <w:pPr>
         <w:pStyle w:val="BodyText"/>
@@ -7600,9 +7971,9 @@
         <w:t xml:space="preserve">and the p-value is far below 0.05.</w:t>
       </w:r>
     </w:p>
-    <w:bookmarkEnd w:id="40"/>
     <w:bookmarkEnd w:id="41"/>
-    <w:bookmarkStart w:id="57" w:name="sec-two-sample-t-test"/>
+    <w:bookmarkEnd w:id="42"/>
+    <w:bookmarkStart w:id="58" w:name="sec-two-sample-t-test"/>
     <w:p>
       <w:pPr>
         <w:pStyle w:val="Heading3"/>
@@ -7611,27 +7982,35 @@
         <w:t xml:space="preserve">4.4 Two-sample t-tests</w:t>
       </w:r>
     </w:p>
-    <w:bookmarkStart w:id="42" w:name="def-two-sample-t-test"/>
+    <w:bookmarkStart w:id="43" w:name="def-two-sample-t-test"/>
     <w:p>
       <w:pPr>
         <w:pStyle w:val="FirstParagraph"/>
       </w:pPr>
-      <w:r>
-        <w:rPr>
-          <w:b/>
-          <w:bCs/>
-        </w:rPr>
-        <w:t xml:space="preserve">Definition 3 (Welch’s two-sample t-test)</w:t>
-      </w:r>
-      <w:r>
-        <w:t xml:space="preserve"> </w:t>
-      </w:r>
-      <w:r>
-        <w:t xml:space="preserve">Let two independent groups have sample sizes</w:t>
-      </w:r>
-      <w:r>
-        <w:t xml:space="preserve"> </w:t>
-      </w:r>
+      <w:del w:id="59" w:author="PR Preview" w:date="2026-01-01T00:00:00Z">
+        <w:r>
+          <w:rPr>
+            <w:b/>
+            <w:bCs/>
+          </w:rPr>
+          <w:delText xml:space="preserve">Definition 3 (Welch’s two-sample t-test)</w:delText>
+        </w:r>
+      </w:del>
+      <w:del w:id="60" w:author="PR Preview" w:date="2026-01-01T00:00:00Z">
+        <w:r>
+          <w:delText xml:space="preserve"> </w:delText>
+        </w:r>
+      </w:del>
+      <w:del w:id="61" w:author="PR Preview" w:date="2026-01-01T00:00:00Z">
+        <w:r>
+          <w:delText xml:space="preserve">Let two independent groups have sample sizes</w:delText>
+        </w:r>
+      </w:del>
+      <w:del w:id="62" w:author="PR Preview" w:date="2026-01-01T00:00:00Z">
+        <w:r>
+          <w:delText xml:space="preserve"> </w:delText>
+        </w:r>
+      </w:del>
       <m:oMath>
         <m:sSub>
           <m:e>
@@ -7673,18 +8052,26 @@
           <m:t>2</m:t>
         </m:r>
       </m:oMath>
-      <w:r>
-        <w:t xml:space="preserve">,</w:t>
-      </w:r>
-      <w:r>
-        <w:t xml:space="preserve"> </w:t>
-      </w:r>
-      <w:r>
-        <w:t xml:space="preserve">sample means</w:t>
-      </w:r>
-      <w:r>
-        <w:t xml:space="preserve"> </w:t>
-      </w:r>
+      <w:del w:id="63" w:author="PR Preview" w:date="2026-01-01T00:00:00Z">
+        <w:r>
+          <w:delText xml:space="preserve">,</w:delText>
+        </w:r>
+      </w:del>
+      <w:del w:id="64" w:author="PR Preview" w:date="2026-01-01T00:00:00Z">
+        <w:r>
+          <w:delText xml:space="preserve"> </w:delText>
+        </w:r>
+      </w:del>
+      <w:del w:id="65" w:author="PR Preview" w:date="2026-01-01T00:00:00Z">
+        <w:r>
+          <w:delText xml:space="preserve">sample means</w:delText>
+        </w:r>
+      </w:del>
+      <w:del w:id="66" w:author="PR Preview" w:date="2026-01-01T00:00:00Z">
+        <w:r>
+          <w:delText xml:space="preserve"> </w:delText>
+        </w:r>
+      </w:del>
       <m:oMath>
         <m:sSub>
           <m:e>
@@ -7706,15 +8093,21 @@
           </m:sub>
         </m:sSub>
       </m:oMath>
-      <w:r>
-        <w:t xml:space="preserve"> </w:t>
-      </w:r>
-      <w:r>
-        <w:t xml:space="preserve">and</w:t>
-      </w:r>
-      <w:r>
-        <w:t xml:space="preserve"> </w:t>
-      </w:r>
+      <w:del w:id="67" w:author="PR Preview" w:date="2026-01-01T00:00:00Z">
+        <w:r>
+          <w:delText xml:space="preserve"> </w:delText>
+        </w:r>
+      </w:del>
+      <w:del w:id="68" w:author="PR Preview" w:date="2026-01-01T00:00:00Z">
+        <w:r>
+          <w:delText xml:space="preserve">and</w:delText>
+        </w:r>
+      </w:del>
+      <w:del w:id="69" w:author="PR Preview" w:date="2026-01-01T00:00:00Z">
+        <w:r>
+          <w:delText xml:space="preserve"> </w:delText>
+        </w:r>
+      </w:del>
       <m:oMath>
         <m:sSub>
           <m:e>
@@ -7736,18 +8129,26 @@
           </m:sub>
         </m:sSub>
       </m:oMath>
-      <w:r>
-        <w:t xml:space="preserve">,</w:t>
-      </w:r>
-      <w:r>
-        <w:t xml:space="preserve"> </w:t>
-      </w:r>
-      <w:r>
-        <w:t xml:space="preserve">and sample variances</w:t>
-      </w:r>
-      <w:r>
-        <w:t xml:space="preserve"> </w:t>
-      </w:r>
+      <w:del w:id="70" w:author="PR Preview" w:date="2026-01-01T00:00:00Z">
+        <w:r>
+          <w:delText xml:space="preserve">,</w:delText>
+        </w:r>
+      </w:del>
+      <w:del w:id="71" w:author="PR Preview" w:date="2026-01-01T00:00:00Z">
+        <w:r>
+          <w:delText xml:space="preserve"> </w:delText>
+        </w:r>
+      </w:del>
+      <w:del w:id="72" w:author="PR Preview" w:date="2026-01-01T00:00:00Z">
+        <w:r>
+          <w:delText xml:space="preserve">and sample variances</w:delText>
+        </w:r>
+      </w:del>
+      <w:del w:id="73" w:author="PR Preview" w:date="2026-01-01T00:00:00Z">
+        <w:r>
+          <w:delText xml:space="preserve"> </w:delText>
+        </w:r>
+      </w:del>
       <m:oMath>
         <m:sSubSup>
           <m:e>
@@ -7767,15 +8168,21 @@
           </m:sup>
         </m:sSubSup>
       </m:oMath>
-      <w:r>
-        <w:t xml:space="preserve"> </w:t>
-      </w:r>
-      <w:r>
-        <w:t xml:space="preserve">and</w:t>
-      </w:r>
-      <w:r>
-        <w:t xml:space="preserve"> </w:t>
-      </w:r>
+      <w:del w:id="74" w:author="PR Preview" w:date="2026-01-01T00:00:00Z">
+        <w:r>
+          <w:delText xml:space="preserve"> </w:delText>
+        </w:r>
+      </w:del>
+      <w:del w:id="75" w:author="PR Preview" w:date="2026-01-01T00:00:00Z">
+        <w:r>
+          <w:delText xml:space="preserve">and</w:delText>
+        </w:r>
+      </w:del>
+      <w:del w:id="76" w:author="PR Preview" w:date="2026-01-01T00:00:00Z">
+        <w:r>
+          <w:delText xml:space="preserve"> </w:delText>
+        </w:r>
+      </w:del>
       <m:oMath>
         <m:sSubSup>
           <m:e>
@@ -7795,28 +8202,40 @@
           </m:sup>
         </m:sSubSup>
       </m:oMath>
-      <w:r>
-        <w:t xml:space="preserve">.</w:t>
-      </w:r>
-      <w:r>
-        <w:t xml:space="preserve"> </w:t>
-      </w:r>
-      <w:r>
-        <w:rPr>
-          <w:b/>
-          <w:bCs/>
-        </w:rPr>
-        <w:t xml:space="preserve">Welch’s two-sample t-test</w:t>
-      </w:r>
-      <w:r>
-        <w:t xml:space="preserve"> </w:t>
-      </w:r>
-      <w:r>
-        <w:t xml:space="preserve">of</w:t>
-      </w:r>
-      <w:r>
-        <w:t xml:space="preserve"> </w:t>
-      </w:r>
+      <w:del w:id="77" w:author="PR Preview" w:date="2026-01-01T00:00:00Z">
+        <w:r>
+          <w:delText xml:space="preserve">.</w:delText>
+        </w:r>
+      </w:del>
+      <w:del w:id="78" w:author="PR Preview" w:date="2026-01-01T00:00:00Z">
+        <w:r>
+          <w:delText xml:space="preserve"> </w:delText>
+        </w:r>
+      </w:del>
+      <w:del w:id="79" w:author="PR Preview" w:date="2026-01-01T00:00:00Z">
+        <w:r>
+          <w:rPr>
+            <w:b/>
+            <w:bCs/>
+          </w:rPr>
+          <w:delText xml:space="preserve">Welch’s two-sample t-test</w:delText>
+        </w:r>
+      </w:del>
+      <w:del w:id="80" w:author="PR Preview" w:date="2026-01-01T00:00:00Z">
+        <w:r>
+          <w:delText xml:space="preserve"> </w:delText>
+        </w:r>
+      </w:del>
+      <w:del w:id="81" w:author="PR Preview" w:date="2026-01-01T00:00:00Z">
+        <w:r>
+          <w:delText xml:space="preserve">of</w:delText>
+        </w:r>
+      </w:del>
+      <w:del w:id="82" w:author="PR Preview" w:date="2026-01-01T00:00:00Z">
+        <w:r>
+          <w:delText xml:space="preserve"> </w:delText>
+        </w:r>
+      </w:del>
       <m:oMath>
         <m:sSub>
           <m:e>
@@ -7867,15 +8286,21 @@
           </m:sub>
         </m:sSub>
       </m:oMath>
-      <w:r>
-        <w:t xml:space="preserve"> </w:t>
-      </w:r>
-      <w:r>
-        <w:t xml:space="preserve">against</w:t>
-      </w:r>
-      <w:r>
-        <w:t xml:space="preserve"> </w:t>
-      </w:r>
+      <w:del w:id="83" w:author="PR Preview" w:date="2026-01-01T00:00:00Z">
+        <w:r>
+          <w:delText xml:space="preserve"> </w:delText>
+        </w:r>
+      </w:del>
+      <w:del w:id="84" w:author="PR Preview" w:date="2026-01-01T00:00:00Z">
+        <w:r>
+          <w:delText xml:space="preserve">against</w:delText>
+        </w:r>
+      </w:del>
+      <w:del w:id="85" w:author="PR Preview" w:date="2026-01-01T00:00:00Z">
+        <w:r>
+          <w:delText xml:space="preserve"> </w:delText>
+        </w:r>
+      </w:del>
       <m:oMath>
         <m:sSub>
           <m:e>
@@ -7926,18 +8351,420 @@
           </m:sub>
         </m:sSub>
       </m:oMath>
-      <w:r>
-        <w:t xml:space="preserve"> </w:t>
-      </w:r>
-      <w:r>
-        <w:t xml:space="preserve">uses the statistic</w:t>
-      </w:r>
-      <w:r>
-        <w:t xml:space="preserve"> </w:t>
-      </w:r>
-      <w:r>
-        <w:t xml:space="preserve">[5]</w:t>
-      </w:r>
+      <w:del w:id="86" w:author="PR Preview" w:date="2026-01-01T00:00:00Z">
+        <w:r>
+          <w:delText xml:space="preserve"> </w:delText>
+        </w:r>
+      </w:del>
+      <w:del w:id="87" w:author="PR Preview" w:date="2026-01-01T00:00:00Z">
+        <w:r>
+          <w:delText xml:space="preserve">uses the statistic</w:delText>
+        </w:r>
+      </w:del>
+      <w:del w:id="88" w:author="PR Preview" w:date="2026-01-01T00:00:00Z">
+        <w:r>
+          <w:delText xml:space="preserve"> </w:delText>
+        </w:r>
+      </w:del>
+      <w:del w:id="89" w:author="PR Preview" w:date="2026-01-01T00:00:00Z">
+        <w:r>
+          <w:delText xml:space="preserve">[5]</w:delText>
+        </w:r>
+      </w:del>
+    </w:p>
+    <w:p>
+      <w:pPr>
+        <w:pStyle w:val="FirstParagraph"/>
+      </w:pPr>
+      <w:ins w:id="90" w:author="PR Preview" w:date="2026-01-01T00:00:00Z">
+        <w:r>
+          <w:rPr>
+            <w:b/>
+            <w:bCs/>
+          </w:rPr>
+          <w:t xml:space="preserve">Definition 3 (Welch’s two-sample t-test)</w:t>
+        </w:r>
+      </w:ins>
+      <w:ins w:id="91" w:author="PR Preview" w:date="2026-01-01T00:00:00Z">
+        <w:r>
+          <w:t xml:space="preserve"> </w:t>
+        </w:r>
+      </w:ins>
+      <w:ins w:id="92" w:author="PR Preview" w:date="2026-01-01T00:00:00Z">
+        <w:r>
+          <w:t xml:space="preserve">Let two independent groups have sample sizes</w:t>
+        </w:r>
+      </w:ins>
+      <w:ins w:id="93" w:author="PR Preview" w:date="2026-01-01T00:00:00Z">
+        <w:r>
+          <w:t xml:space="preserve"> </w:t>
+        </w:r>
+      </w:ins>
+      <m:oMath>
+        <m:sSub>
+          <m:e>
+            <m:r>
+              <m:t>n</m:t>
+            </m:r>
+          </m:e>
+          <m:sub>
+            <m:r>
+              <m:t>1</m:t>
+            </m:r>
+          </m:sub>
+        </m:sSub>
+        <m:r>
+          <m:rPr>
+            <m:sty m:val="p"/>
+          </m:rPr>
+          <m:t>,</m:t>
+        </m:r>
+        <m:sSub>
+          <m:e>
+            <m:r>
+              <m:t>n</m:t>
+            </m:r>
+          </m:e>
+          <m:sub>
+            <m:r>
+              <m:t>2</m:t>
+            </m:r>
+          </m:sub>
+        </m:sSub>
+        <m:r>
+          <m:rPr>
+            <m:sty m:val="p"/>
+          </m:rPr>
+          <m:t>≥</m:t>
+        </m:r>
+        <m:r>
+          <m:t>2</m:t>
+        </m:r>
+      </m:oMath>
+      <w:ins w:id="94" w:author="PR Preview" w:date="2026-01-01T00:00:00Z">
+        <w:r>
+          <w:t xml:space="preserve">,</w:t>
+        </w:r>
+      </w:ins>
+      <w:ins w:id="95" w:author="PR Preview" w:date="2026-01-01T00:00:00Z">
+        <w:r>
+          <w:t xml:space="preserve"> </w:t>
+        </w:r>
+      </w:ins>
+      <w:ins w:id="96" w:author="PR Preview" w:date="2026-01-01T00:00:00Z">
+        <w:r>
+          <w:t xml:space="preserve">sample means</w:t>
+        </w:r>
+      </w:ins>
+      <w:ins w:id="97" w:author="PR Preview" w:date="2026-01-01T00:00:00Z">
+        <w:r>
+          <w:t xml:space="preserve"> </w:t>
+        </w:r>
+      </w:ins>
+      <m:oMath>
+        <m:sSub>
+          <m:e>
+            <m:acc>
+              <m:accPr>
+                <m:chr m:val="‾"/>
+              </m:accPr>
+              <m:e>
+                <m:r>
+                  <m:t>x</m:t>
+                </m:r>
+              </m:e>
+            </m:acc>
+          </m:e>
+          <m:sub>
+            <m:r>
+              <m:t>1</m:t>
+            </m:r>
+          </m:sub>
+        </m:sSub>
+      </m:oMath>
+      <w:ins w:id="98" w:author="PR Preview" w:date="2026-01-01T00:00:00Z">
+        <w:r>
+          <w:t xml:space="preserve"> </w:t>
+        </w:r>
+      </w:ins>
+      <w:ins w:id="99" w:author="PR Preview" w:date="2026-01-01T00:00:00Z">
+        <w:r>
+          <w:t xml:space="preserve">and</w:t>
+        </w:r>
+      </w:ins>
+      <w:ins w:id="100" w:author="PR Preview" w:date="2026-01-01T00:00:00Z">
+        <w:r>
+          <w:t xml:space="preserve"> </w:t>
+        </w:r>
+      </w:ins>
+      <m:oMath>
+        <m:sSub>
+          <m:e>
+            <m:acc>
+              <m:accPr>
+                <m:chr m:val="‾"/>
+              </m:accPr>
+              <m:e>
+                <m:r>
+                  <m:t>x</m:t>
+                </m:r>
+              </m:e>
+            </m:acc>
+          </m:e>
+          <m:sub>
+            <m:r>
+              <m:t>2</m:t>
+            </m:r>
+          </m:sub>
+        </m:sSub>
+      </m:oMath>
+      <w:ins w:id="101" w:author="PR Preview" w:date="2026-01-01T00:00:00Z">
+        <w:r>
+          <w:t xml:space="preserve">,</w:t>
+        </w:r>
+      </w:ins>
+      <w:ins w:id="102" w:author="PR Preview" w:date="2026-01-01T00:00:00Z">
+        <w:r>
+          <w:t xml:space="preserve"> </w:t>
+        </w:r>
+      </w:ins>
+      <w:ins w:id="103" w:author="PR Preview" w:date="2026-01-01T00:00:00Z">
+        <w:r>
+          <w:t xml:space="preserve">and sample variances</w:t>
+        </w:r>
+      </w:ins>
+      <w:ins w:id="104" w:author="PR Preview" w:date="2026-01-01T00:00:00Z">
+        <w:r>
+          <w:t xml:space="preserve"> </w:t>
+        </w:r>
+      </w:ins>
+      <m:oMath>
+        <m:sSubSup>
+          <m:e>
+            <m:r>
+              <m:t>s</m:t>
+            </m:r>
+          </m:e>
+          <m:sub>
+            <m:r>
+              <m:t>1</m:t>
+            </m:r>
+          </m:sub>
+          <m:sup>
+            <m:r>
+              <m:t>2</m:t>
+            </m:r>
+          </m:sup>
+        </m:sSubSup>
+      </m:oMath>
+      <w:ins w:id="105" w:author="PR Preview" w:date="2026-01-01T00:00:00Z">
+        <w:r>
+          <w:t xml:space="preserve"> </w:t>
+        </w:r>
+      </w:ins>
+      <w:ins w:id="106" w:author="PR Preview" w:date="2026-01-01T00:00:00Z">
+        <w:r>
+          <w:t xml:space="preserve">and</w:t>
+        </w:r>
+      </w:ins>
+      <w:ins w:id="107" w:author="PR Preview" w:date="2026-01-01T00:00:00Z">
+        <w:r>
+          <w:t xml:space="preserve"> </w:t>
+        </w:r>
+      </w:ins>
+      <m:oMath>
+        <m:sSubSup>
+          <m:e>
+            <m:r>
+              <m:t>s</m:t>
+            </m:r>
+          </m:e>
+          <m:sub>
+            <m:r>
+              <m:t>2</m:t>
+            </m:r>
+          </m:sub>
+          <m:sup>
+            <m:r>
+              <m:t>2</m:t>
+            </m:r>
+          </m:sup>
+        </m:sSubSup>
+      </m:oMath>
+      <w:ins w:id="108" w:author="PR Preview" w:date="2026-01-01T00:00:00Z">
+        <w:r>
+          <w:t xml:space="preserve">.</w:t>
+        </w:r>
+      </w:ins>
+      <w:ins w:id="109" w:author="PR Preview" w:date="2026-01-01T00:00:00Z">
+        <w:r>
+          <w:t xml:space="preserve"> </w:t>
+        </w:r>
+      </w:ins>
+      <w:ins w:id="110" w:author="PR Preview" w:date="2026-01-01T00:00:00Z">
+        <w:r>
+          <w:rPr>
+            <w:b/>
+            <w:bCs/>
+          </w:rPr>
+          <w:t xml:space="preserve">Welch’s two-sample t-test</w:t>
+        </w:r>
+      </w:ins>
+      <w:ins w:id="111" w:author="PR Preview" w:date="2026-01-01T00:00:00Z">
+        <w:r>
+          <w:t xml:space="preserve"> </w:t>
+        </w:r>
+      </w:ins>
+      <w:ins w:id="112" w:author="PR Preview" w:date="2026-01-01T00:00:00Z">
+        <w:r>
+          <w:t xml:space="preserve">of</w:t>
+        </w:r>
+      </w:ins>
+      <w:ins w:id="113" w:author="PR Preview" w:date="2026-01-01T00:00:00Z">
+        <w:r>
+          <w:t xml:space="preserve"> </w:t>
+        </w:r>
+      </w:ins>
+      <m:oMath>
+        <m:sSub>
+          <m:e>
+            <m:r>
+              <m:t>H</m:t>
+            </m:r>
+          </m:e>
+          <m:sub>
+            <m:r>
+              <m:t>0</m:t>
+            </m:r>
+          </m:sub>
+        </m:sSub>
+        <m:r>
+          <m:rPr>
+            <m:sty m:val="p"/>
+          </m:rPr>
+          <m:t>:</m:t>
+        </m:r>
+        <m:sSub>
+          <m:e>
+            <m:r>
+              <m:t>μ</m:t>
+            </m:r>
+          </m:e>
+          <m:sub>
+            <m:r>
+              <m:t>1</m:t>
+            </m:r>
+          </m:sub>
+        </m:sSub>
+        <m:r>
+          <m:rPr>
+            <m:sty m:val="p"/>
+          </m:rPr>
+          <m:t>=</m:t>
+        </m:r>
+        <m:sSub>
+          <m:e>
+            <m:r>
+              <m:t>μ</m:t>
+            </m:r>
+          </m:e>
+          <m:sub>
+            <m:r>
+              <m:t>2</m:t>
+            </m:r>
+          </m:sub>
+        </m:sSub>
+      </m:oMath>
+      <w:ins w:id="114" w:author="PR Preview" w:date="2026-01-01T00:00:00Z">
+        <w:r>
+          <w:t xml:space="preserve"> </w:t>
+        </w:r>
+      </w:ins>
+      <w:ins w:id="115" w:author="PR Preview" w:date="2026-01-01T00:00:00Z">
+        <w:r>
+          <w:t xml:space="preserve">against</w:t>
+        </w:r>
+      </w:ins>
+      <w:ins w:id="116" w:author="PR Preview" w:date="2026-01-01T00:00:00Z">
+        <w:r>
+          <w:t xml:space="preserve"> </w:t>
+        </w:r>
+      </w:ins>
+      <m:oMath>
+        <m:sSub>
+          <m:e>
+            <m:r>
+              <m:t>H</m:t>
+            </m:r>
+          </m:e>
+          <m:sub>
+            <m:r>
+              <m:t>1</m:t>
+            </m:r>
+          </m:sub>
+        </m:sSub>
+        <m:r>
+          <m:rPr>
+            <m:sty m:val="p"/>
+          </m:rPr>
+          <m:t>:</m:t>
+        </m:r>
+        <m:sSub>
+          <m:e>
+            <m:r>
+              <m:t>μ</m:t>
+            </m:r>
+          </m:e>
+          <m:sub>
+            <m:r>
+              <m:t>1</m:t>
+            </m:r>
+          </m:sub>
+        </m:sSub>
+        <m:r>
+          <m:rPr>
+            <m:sty m:val="p"/>
+          </m:rPr>
+          <m:t>≠</m:t>
+        </m:r>
+        <m:sSub>
+          <m:e>
+            <m:r>
+              <m:t>μ</m:t>
+            </m:r>
+          </m:e>
+          <m:sub>
+            <m:r>
+              <m:t>2</m:t>
+            </m:r>
+          </m:sub>
+        </m:sSub>
+      </m:oMath>
+      <w:ins w:id="117" w:author="PR Preview" w:date="2026-01-01T00:00:00Z">
+        <w:r>
+          <w:t xml:space="preserve"> </w:t>
+        </w:r>
+      </w:ins>
+      <w:ins w:id="118" w:author="PR Preview" w:date="2026-01-01T00:00:00Z">
+        <w:r>
+          <w:t xml:space="preserve">uses the</w:t>
+        </w:r>
+      </w:ins>
+      <w:ins w:id="119" w:author="PR Preview" w:date="2026-01-01T00:00:00Z">
+        <w:r>
+          <w:t xml:space="preserve"> </w:t>
+        </w:r>
+      </w:ins>
+      <w:hyperlink r:id="rId32">
+        <w:ins w:id="120" w:author="PR Preview" w:date="2026-01-01T00:00:00Z">
+          <w:r>
+            <w:rPr>
+              <w:rStyle w:val="Hyperlink"/>
+            </w:rPr>
+            <w:t xml:space="preserve">statistic</w:t>
+          </w:r>
+        </w:ins>
+      </w:hyperlink>
     </w:p>
     <w:p>
       <w:pPr>
@@ -8592,7 +9419,7 @@
       <w:r>
         <w:t xml:space="preserve">distribution (</w:t>
       </w:r>
-      <w:hyperlink r:id="rId32">
+      <w:hyperlink r:id="rId33">
         <w:r>
           <w:rPr>
             <w:rStyle w:val="Hyperlink"/>
@@ -8621,8 +9448,8 @@
         <w:t xml:space="preserve">.</w:t>
       </w:r>
     </w:p>
-    <w:bookmarkEnd w:id="42"/>
-    <w:bookmarkStart w:id="44" w:name="rem-welch-test-properties"/>
+    <w:bookmarkEnd w:id="43"/>
+    <w:bookmarkStart w:id="45" w:name="rem-welch-test-properties"/>
     <w:p>
       <w:pPr>
         <w:pStyle w:val="BodyText"/>
@@ -8728,7 +9555,7 @@
       <w:r>
         <w:t xml:space="preserve"> </w:t>
       </w:r>
-      <w:hyperlink r:id="rId43">
+      <w:hyperlink r:id="rId44">
         <w:r>
           <w:rPr>
             <w:rStyle w:val="Hyperlink"/>
@@ -8758,8 +9585,8 @@
         <w:t xml:space="preserve">.</w:t>
       </w:r>
     </w:p>
-    <w:bookmarkEnd w:id="44"/>
-    <w:bookmarkStart w:id="49" w:name="exm-hers-ttest"/>
+    <w:bookmarkEnd w:id="45"/>
+    <w:bookmarkStart w:id="50" w:name="exm-hers-ttest"/>
     <w:p>
       <w:pPr>
         <w:pStyle w:val="BodyText"/>
@@ -9005,7 +9832,7 @@
       <w:tr>
         <w:tc>
           <w:tcPr/>
-          <w:bookmarkStart w:id="48" w:name="fig-hers-boxplot"/>
+          <w:bookmarkStart w:id="49" w:name="fig-hers-boxplot"/>
           <w:p>
             <w:pPr>
               <w:pStyle w:val="SourceCode"/>
@@ -9252,18 +10079,18 @@
                 <wp:inline>
                   <wp:extent cx="4620126" cy="3696101"/>
                   <wp:effectExtent b="0" l="0" r="0" t="0"/>
-                  <wp:docPr descr="" title="" id="46" name="Picture"/>
+                  <wp:docPr descr="" title="" id="47" name="Picture"/>
                   <a:graphic>
                     <a:graphicData uri="http://schemas.openxmlformats.org/drawingml/2006/picture">
                       <pic:pic>
                         <pic:nvPicPr>
-                          <pic:cNvPr descr="basic-statistical-methods_files/figure-docx/unnamed-chunk-4-1.png" id="47" name="Picture"/>
+                          <pic:cNvPr descr="basic-statistical-methods_files/figure-docx/unnamed-chunk-4-1.png" id="48" name="Picture"/>
                           <pic:cNvPicPr>
                             <a:picLocks noChangeArrowheads="1" noChangeAspect="1"/>
                           </pic:cNvPicPr>
                         </pic:nvPicPr>
                         <pic:blipFill>
-                          <a:blip r:embed="rId45"/>
+                          <a:blip r:embed="rId46"/>
                           <a:stretch>
                             <a:fillRect/>
                           </a:stretch>
@@ -9303,7 +10130,7 @@
               <w:t xml:space="preserve">Figure 1: Baseline fasting glucose by treatment group in HERS</w:t>
             </w:r>
           </w:p>
-          <w:bookmarkEnd w:id="48"/>
+          <w:bookmarkEnd w:id="49"/>
         </w:tc>
       </w:tr>
     </w:tbl>
@@ -10281,28 +11108,36 @@
         <w:t xml:space="preserve">so the groups’ baseline sample means differ only by chance.</w:t>
       </w:r>
     </w:p>
-    <w:bookmarkEnd w:id="49"/>
-    <w:bookmarkStart w:id="50" w:name="def-pooled-variance"/>
+    <w:bookmarkEnd w:id="50"/>
+    <w:bookmarkStart w:id="51" w:name="def-pooled-variance"/>
     <w:p>
       <w:pPr>
         <w:pStyle w:val="BodyText"/>
       </w:pPr>
-      <w:r>
-        <w:rPr>
-          <w:b/>
-          <w:bCs/>
-        </w:rPr>
-        <w:t xml:space="preserve">Definition 4 (Pooled variance)</w:t>
-      </w:r>
-      <w:r>
-        <w:t xml:space="preserve"> </w:t>
-      </w:r>
-      <w:r>
-        <w:t xml:space="preserve">For two samples of sizes</w:t>
-      </w:r>
-      <w:r>
-        <w:t xml:space="preserve"> </w:t>
-      </w:r>
+      <w:del w:id="121" w:author="PR Preview" w:date="2026-01-01T00:00:00Z">
+        <w:r>
+          <w:rPr>
+            <w:b/>
+            <w:bCs/>
+          </w:rPr>
+          <w:delText xml:space="preserve">Definition 4 (Pooled variance)</w:delText>
+        </w:r>
+      </w:del>
+      <w:del w:id="122" w:author="PR Preview" w:date="2026-01-01T00:00:00Z">
+        <w:r>
+          <w:delText xml:space="preserve"> </w:delText>
+        </w:r>
+      </w:del>
+      <w:del w:id="123" w:author="PR Preview" w:date="2026-01-01T00:00:00Z">
+        <w:r>
+          <w:delText xml:space="preserve">For two samples of sizes</w:delText>
+        </w:r>
+      </w:del>
+      <w:del w:id="124" w:author="PR Preview" w:date="2026-01-01T00:00:00Z">
+        <w:r>
+          <w:delText xml:space="preserve"> </w:delText>
+        </w:r>
+      </w:del>
       <m:oMath>
         <m:sSub>
           <m:e>
@@ -10317,15 +11152,21 @@
           </m:sub>
         </m:sSub>
       </m:oMath>
-      <w:r>
-        <w:t xml:space="preserve"> </w:t>
-      </w:r>
-      <w:r>
-        <w:t xml:space="preserve">and</w:t>
-      </w:r>
-      <w:r>
-        <w:t xml:space="preserve"> </w:t>
-      </w:r>
+      <w:del w:id="125" w:author="PR Preview" w:date="2026-01-01T00:00:00Z">
+        <w:r>
+          <w:delText xml:space="preserve"> </w:delText>
+        </w:r>
+      </w:del>
+      <w:del w:id="126" w:author="PR Preview" w:date="2026-01-01T00:00:00Z">
+        <w:r>
+          <w:delText xml:space="preserve">and</w:delText>
+        </w:r>
+      </w:del>
+      <w:del w:id="127" w:author="PR Preview" w:date="2026-01-01T00:00:00Z">
+        <w:r>
+          <w:delText xml:space="preserve"> </w:delText>
+        </w:r>
+      </w:del>
       <m:oMath>
         <m:sSub>
           <m:e>
@@ -10340,15 +11181,21 @@
           </m:sub>
         </m:sSub>
       </m:oMath>
-      <w:r>
-        <w:t xml:space="preserve"> </w:t>
-      </w:r>
-      <w:r>
-        <w:t xml:space="preserve">with sample variances</w:t>
-      </w:r>
-      <w:r>
-        <w:t xml:space="preserve"> </w:t>
-      </w:r>
+      <w:del w:id="128" w:author="PR Preview" w:date="2026-01-01T00:00:00Z">
+        <w:r>
+          <w:delText xml:space="preserve"> </w:delText>
+        </w:r>
+      </w:del>
+      <w:del w:id="129" w:author="PR Preview" w:date="2026-01-01T00:00:00Z">
+        <w:r>
+          <w:delText xml:space="preserve">with sample variances</w:delText>
+        </w:r>
+      </w:del>
+      <w:del w:id="130" w:author="PR Preview" w:date="2026-01-01T00:00:00Z">
+        <w:r>
+          <w:delText xml:space="preserve"> </w:delText>
+        </w:r>
+      </w:del>
       <m:oMath>
         <m:sSubSup>
           <m:e>
@@ -10368,15 +11215,21 @@
           </m:sup>
         </m:sSubSup>
       </m:oMath>
-      <w:r>
-        <w:t xml:space="preserve"> </w:t>
-      </w:r>
-      <w:r>
-        <w:t xml:space="preserve">and</w:t>
-      </w:r>
-      <w:r>
-        <w:t xml:space="preserve"> </w:t>
-      </w:r>
+      <w:del w:id="131" w:author="PR Preview" w:date="2026-01-01T00:00:00Z">
+        <w:r>
+          <w:delText xml:space="preserve"> </w:delText>
+        </w:r>
+      </w:del>
+      <w:del w:id="132" w:author="PR Preview" w:date="2026-01-01T00:00:00Z">
+        <w:r>
+          <w:delText xml:space="preserve">and</w:delText>
+        </w:r>
+      </w:del>
+      <w:del w:id="133" w:author="PR Preview" w:date="2026-01-01T00:00:00Z">
+        <w:r>
+          <w:delText xml:space="preserve"> </w:delText>
+        </w:r>
+      </w:del>
       <m:oMath>
         <m:sSubSup>
           <m:e>
@@ -10396,37 +11249,234 @@
           </m:sup>
         </m:sSubSup>
       </m:oMath>
-      <w:r>
-        <w:t xml:space="preserve">,</w:t>
-      </w:r>
-      <w:r>
-        <w:t xml:space="preserve"> </w:t>
-      </w:r>
-      <w:r>
-        <w:t xml:space="preserve">the</w:t>
-      </w:r>
-      <w:r>
-        <w:t xml:space="preserve"> </w:t>
-      </w:r>
-      <w:r>
-        <w:rPr>
-          <w:b/>
-          <w:bCs/>
-        </w:rPr>
-        <w:t xml:space="preserve">pooled variance</w:t>
-      </w:r>
-      <w:r>
-        <w:t xml:space="preserve"> </w:t>
-      </w:r>
-      <w:r>
-        <w:t xml:space="preserve">is</w:t>
-      </w:r>
-      <w:r>
-        <w:t xml:space="preserve"> </w:t>
-      </w:r>
-      <w:r>
-        <w:t xml:space="preserve">[6]</w:t>
-      </w:r>
+      <w:del w:id="134" w:author="PR Preview" w:date="2026-01-01T00:00:00Z">
+        <w:r>
+          <w:delText xml:space="preserve">,</w:delText>
+        </w:r>
+      </w:del>
+      <w:del w:id="135" w:author="PR Preview" w:date="2026-01-01T00:00:00Z">
+        <w:r>
+          <w:delText xml:space="preserve"> </w:delText>
+        </w:r>
+      </w:del>
+      <w:del w:id="136" w:author="PR Preview" w:date="2026-01-01T00:00:00Z">
+        <w:r>
+          <w:delText xml:space="preserve">the</w:delText>
+        </w:r>
+      </w:del>
+      <w:del w:id="137" w:author="PR Preview" w:date="2026-01-01T00:00:00Z">
+        <w:r>
+          <w:delText xml:space="preserve"> </w:delText>
+        </w:r>
+      </w:del>
+      <w:del w:id="138" w:author="PR Preview" w:date="2026-01-01T00:00:00Z">
+        <w:r>
+          <w:rPr>
+            <w:b/>
+            <w:bCs/>
+          </w:rPr>
+          <w:delText xml:space="preserve">pooled variance</w:delText>
+        </w:r>
+      </w:del>
+      <w:del w:id="139" w:author="PR Preview" w:date="2026-01-01T00:00:00Z">
+        <w:r>
+          <w:delText xml:space="preserve"> </w:delText>
+        </w:r>
+      </w:del>
+      <w:del w:id="140" w:author="PR Preview" w:date="2026-01-01T00:00:00Z">
+        <w:r>
+          <w:delText xml:space="preserve">is</w:delText>
+        </w:r>
+      </w:del>
+      <w:del w:id="141" w:author="PR Preview" w:date="2026-01-01T00:00:00Z">
+        <w:r>
+          <w:delText xml:space="preserve"> </w:delText>
+        </w:r>
+      </w:del>
+      <w:del w:id="142" w:author="PR Preview" w:date="2026-01-01T00:00:00Z">
+        <w:r>
+          <w:delText xml:space="preserve">[6]</w:delText>
+        </w:r>
+      </w:del>
+    </w:p>
+    <w:p>
+      <w:pPr>
+        <w:pStyle w:val="BodyText"/>
+      </w:pPr>
+      <w:ins w:id="143" w:author="PR Preview" w:date="2026-01-01T00:00:00Z">
+        <w:r>
+          <w:rPr>
+            <w:b/>
+            <w:bCs/>
+          </w:rPr>
+          <w:t xml:space="preserve">Definition 4 (Pooled variance)</w:t>
+        </w:r>
+      </w:ins>
+      <w:ins w:id="144" w:author="PR Preview" w:date="2026-01-01T00:00:00Z">
+        <w:r>
+          <w:t xml:space="preserve"> </w:t>
+        </w:r>
+      </w:ins>
+      <w:ins w:id="145" w:author="PR Preview" w:date="2026-01-01T00:00:00Z">
+        <w:r>
+          <w:t xml:space="preserve">For two samples of sizes</w:t>
+        </w:r>
+      </w:ins>
+      <w:ins w:id="146" w:author="PR Preview" w:date="2026-01-01T00:00:00Z">
+        <w:r>
+          <w:t xml:space="preserve"> </w:t>
+        </w:r>
+      </w:ins>
+      <m:oMath>
+        <m:sSub>
+          <m:e>
+            <m:r>
+              <m:t>n</m:t>
+            </m:r>
+          </m:e>
+          <m:sub>
+            <m:r>
+              <m:t>1</m:t>
+            </m:r>
+          </m:sub>
+        </m:sSub>
+      </m:oMath>
+      <w:ins w:id="147" w:author="PR Preview" w:date="2026-01-01T00:00:00Z">
+        <w:r>
+          <w:t xml:space="preserve"> </w:t>
+        </w:r>
+      </w:ins>
+      <w:ins w:id="148" w:author="PR Preview" w:date="2026-01-01T00:00:00Z">
+        <w:r>
+          <w:t xml:space="preserve">and</w:t>
+        </w:r>
+      </w:ins>
+      <w:ins w:id="149" w:author="PR Preview" w:date="2026-01-01T00:00:00Z">
+        <w:r>
+          <w:t xml:space="preserve"> </w:t>
+        </w:r>
+      </w:ins>
+      <m:oMath>
+        <m:sSub>
+          <m:e>
+            <m:r>
+              <m:t>n</m:t>
+            </m:r>
+          </m:e>
+          <m:sub>
+            <m:r>
+              <m:t>2</m:t>
+            </m:r>
+          </m:sub>
+        </m:sSub>
+      </m:oMath>
+      <w:ins w:id="150" w:author="PR Preview" w:date="2026-01-01T00:00:00Z">
+        <w:r>
+          <w:t xml:space="preserve"> </w:t>
+        </w:r>
+      </w:ins>
+      <w:ins w:id="151" w:author="PR Preview" w:date="2026-01-01T00:00:00Z">
+        <w:r>
+          <w:t xml:space="preserve">with sample variances</w:t>
+        </w:r>
+      </w:ins>
+      <w:ins w:id="152" w:author="PR Preview" w:date="2026-01-01T00:00:00Z">
+        <w:r>
+          <w:t xml:space="preserve"> </w:t>
+        </w:r>
+      </w:ins>
+      <m:oMath>
+        <m:sSubSup>
+          <m:e>
+            <m:r>
+              <m:t>s</m:t>
+            </m:r>
+          </m:e>
+          <m:sub>
+            <m:r>
+              <m:t>1</m:t>
+            </m:r>
+          </m:sub>
+          <m:sup>
+            <m:r>
+              <m:t>2</m:t>
+            </m:r>
+          </m:sup>
+        </m:sSubSup>
+      </m:oMath>
+      <w:ins w:id="153" w:author="PR Preview" w:date="2026-01-01T00:00:00Z">
+        <w:r>
+          <w:t xml:space="preserve"> </w:t>
+        </w:r>
+      </w:ins>
+      <w:ins w:id="154" w:author="PR Preview" w:date="2026-01-01T00:00:00Z">
+        <w:r>
+          <w:t xml:space="preserve">and</w:t>
+        </w:r>
+      </w:ins>
+      <w:ins w:id="155" w:author="PR Preview" w:date="2026-01-01T00:00:00Z">
+        <w:r>
+          <w:t xml:space="preserve"> </w:t>
+        </w:r>
+      </w:ins>
+      <m:oMath>
+        <m:sSubSup>
+          <m:e>
+            <m:r>
+              <m:t>s</m:t>
+            </m:r>
+          </m:e>
+          <m:sub>
+            <m:r>
+              <m:t>2</m:t>
+            </m:r>
+          </m:sub>
+          <m:sup>
+            <m:r>
+              <m:t>2</m:t>
+            </m:r>
+          </m:sup>
+        </m:sSubSup>
+      </m:oMath>
+      <w:ins w:id="156" w:author="PR Preview" w:date="2026-01-01T00:00:00Z">
+        <w:r>
+          <w:t xml:space="preserve">,</w:t>
+        </w:r>
+      </w:ins>
+      <w:ins w:id="157" w:author="PR Preview" w:date="2026-01-01T00:00:00Z">
+        <w:r>
+          <w:t xml:space="preserve"> </w:t>
+        </w:r>
+      </w:ins>
+      <w:ins w:id="158" w:author="PR Preview" w:date="2026-01-01T00:00:00Z">
+        <w:r>
+          <w:t xml:space="preserve">the</w:t>
+        </w:r>
+      </w:ins>
+      <w:ins w:id="159" w:author="PR Preview" w:date="2026-01-01T00:00:00Z">
+        <w:r>
+          <w:t xml:space="preserve"> </w:t>
+        </w:r>
+      </w:ins>
+      <w:ins w:id="160" w:author="PR Preview" w:date="2026-01-01T00:00:00Z">
+        <w:r>
+          <w:rPr>
+            <w:b/>
+            <w:bCs/>
+          </w:rPr>
+          <w:t xml:space="preserve">pooled variance</w:t>
+        </w:r>
+      </w:ins>
+      <w:ins w:id="161" w:author="PR Preview" w:date="2026-01-01T00:00:00Z">
+        <w:r>
+          <w:t xml:space="preserve"> </w:t>
+        </w:r>
+      </w:ins>
+      <w:ins w:id="162" w:author="PR Preview" w:date="2026-01-01T00:00:00Z">
+        <w:r>
+          <w:t xml:space="preserve">is</w:t>
+        </w:r>
+      </w:ins>
     </w:p>
     <w:p>
       <w:pPr>
@@ -10653,8 +11703,8 @@
         <w:t xml:space="preserve">.</w:t>
       </w:r>
     </w:p>
-    <w:bookmarkEnd w:id="50"/>
-    <w:bookmarkStart w:id="51" w:name="exm-pooled-variance"/>
+    <w:bookmarkEnd w:id="51"/>
+    <w:bookmarkStart w:id="52" w:name="exm-pooled-variance"/>
     <w:p>
       <w:pPr>
         <w:pStyle w:val="BodyText"/>
@@ -11070,8 +12120,8 @@
         <w:t xml:space="preserve">, whose sample is larger.</w:t>
       </w:r>
     </w:p>
-    <w:bookmarkEnd w:id="51"/>
-    <w:bookmarkStart w:id="52" w:name="rem-pooled-variance-estimates"/>
+    <w:bookmarkEnd w:id="52"/>
+    <w:bookmarkStart w:id="53" w:name="rem-pooled-variance-estimates"/>
     <w:p>
       <w:pPr>
         <w:pStyle w:val="BodyText"/>
@@ -11116,8 +12166,8 @@
         <w:t xml:space="preserve">the pooled variance estimates it.</w:t>
       </w:r>
     </w:p>
-    <w:bookmarkEnd w:id="52"/>
-    <w:bookmarkStart w:id="53" w:name="def-pooled-t-test"/>
+    <w:bookmarkEnd w:id="53"/>
+    <w:bookmarkStart w:id="54" w:name="def-pooled-t-test"/>
     <w:p>
       <w:pPr>
         <w:pStyle w:val="BodyText"/>
@@ -11629,8 +12679,8 @@
         <w:t xml:space="preserve">.</w:t>
       </w:r>
     </w:p>
-    <w:bookmarkEnd w:id="53"/>
-    <w:bookmarkStart w:id="54" w:name="thm-pooled-t-null"/>
+    <w:bookmarkEnd w:id="54"/>
+    <w:bookmarkStart w:id="55" w:name="thm-pooled-t-null"/>
     <w:p>
       <w:pPr>
         <w:pStyle w:val="BodyText"/>
@@ -11789,8 +12839,8 @@
         <w:t xml:space="preserve">.</w:t>
       </w:r>
     </w:p>
-    <w:bookmarkEnd w:id="54"/>
-    <w:bookmarkStart w:id="55" w:name="rem-pooled-t-equal-variances"/>
+    <w:bookmarkEnd w:id="55"/>
+    <w:bookmarkStart w:id="56" w:name="rem-pooled-t-equal-variances"/>
     <w:p>
       <w:pPr>
         <w:pStyle w:val="BodyText"/>
@@ -11843,8 +12893,8 @@
         <w:t xml:space="preserve">so these notes use Welch’s test by default.</w:t>
       </w:r>
     </w:p>
-    <w:bookmarkEnd w:id="55"/>
-    <w:bookmarkStart w:id="56" w:name="exm-hers-pooled-ttest"/>
+    <w:bookmarkEnd w:id="56"/>
+    <w:bookmarkStart w:id="57" w:name="exm-hers-pooled-ttest"/>
     <w:p>
       <w:pPr>
         <w:pStyle w:val="BodyText"/>
@@ -12047,7 +13097,7 @@
         <w:t xml:space="preserve">#&gt;   111.854   112.449</w:t>
       </w:r>
     </w:p>
-    <w:bookmarkEnd w:id="56"/>
+    <w:bookmarkEnd w:id="57"/>
     <w:p>
       <w:pPr>
         <w:pStyle w:val="Compact"/>
@@ -12102,8 +13152,8 @@
         <w:t xml:space="preserve">covers normal-theory methods for paired samples.</w:t>
       </w:r>
     </w:p>
-    <w:bookmarkEnd w:id="57"/>
-    <w:bookmarkStart w:id="61" w:name="sec-CI-diff-means"/>
+    <w:bookmarkEnd w:id="58"/>
+    <w:bookmarkStart w:id="62" w:name="sec-CI-diff-means"/>
     <w:p>
       <w:pPr>
         <w:pStyle w:val="Heading3"/>
@@ -12112,7 +13162,7 @@
         <w:t xml:space="preserve">4.5 Confidence intervals for the difference in means</w:t>
       </w:r>
     </w:p>
-    <w:bookmarkStart w:id="59" w:name="def-ci-diff-means"/>
+    <w:bookmarkStart w:id="60" w:name="def-ci-diff-means"/>
     <w:p>
       <w:pPr>
         <w:pStyle w:val="FirstParagraph"/>
@@ -12627,7 +13677,7 @@
       <w:r>
         <w:t xml:space="preserve"> </w:t>
       </w:r>
-      <w:hyperlink r:id="rId58">
+      <w:hyperlink r:id="rId59">
         <w:r>
           <w:rPr>
             <w:rStyle w:val="Hyperlink"/>
@@ -12639,8 +13689,8 @@
         <w:t xml:space="preserve">.</w:t>
       </w:r>
     </w:p>
-    <w:bookmarkEnd w:id="59"/>
-    <w:bookmarkStart w:id="60" w:name="exm-hers-diff-means-ci"/>
+    <w:bookmarkEnd w:id="60"/>
+    <w:bookmarkStart w:id="61" w:name="exm-hers-diff-means-ci"/>
     <w:p>
       <w:pPr>
         <w:pStyle w:val="BodyText"/>
@@ -12957,7 +14007,7 @@
         <w:t xml:space="preserve">It contains 0, consistent with the large p-value there.</w:t>
       </w:r>
     </w:p>
-    <w:bookmarkEnd w:id="60"/>
+    <w:bookmarkEnd w:id="61"/>
     <w:p>
       <w:pPr>
         <w:pStyle w:val="BodyText"/>
@@ -12972,9 +14022,9 @@
         <w:t xml:space="preserve">covers confidence intervals for the difference of two means.</w:t>
       </w:r>
     </w:p>
-    <w:bookmarkEnd w:id="61"/>
     <w:bookmarkEnd w:id="62"/>
-    <w:bookmarkStart w:id="76" w:name="sec-anova"/>
+    <w:bookmarkEnd w:id="63"/>
+    <w:bookmarkStart w:id="77" w:name="sec-anova"/>
     <w:p>
       <w:pPr>
         <w:pStyle w:val="Heading2"/>
@@ -12983,7 +14033,7 @@
         <w:t xml:space="preserve">5 One-way analysis of variance</w:t>
       </w:r>
     </w:p>
-    <w:bookmarkStart w:id="63" w:name="def-ss-between"/>
+    <w:bookmarkStart w:id="64" w:name="def-ss-between"/>
     <w:p>
       <w:pPr>
         <w:pStyle w:val="FirstParagraph"/>
@@ -13488,8 +14538,8 @@
         <w:t xml:space="preserve">.</w:t>
       </w:r>
     </w:p>
-    <w:bookmarkEnd w:id="63"/>
-    <w:bookmarkStart w:id="64" w:name="exm-ss-between"/>
+    <w:bookmarkEnd w:id="64"/>
+    <w:bookmarkStart w:id="65" w:name="exm-ss-between"/>
     <w:p>
       <w:pPr>
         <w:pStyle w:val="BodyText"/>
@@ -13935,8 +14985,8 @@
         </m:oMath>
       </m:oMathPara>
     </w:p>
-    <w:bookmarkEnd w:id="64"/>
-    <w:bookmarkStart w:id="65" w:name="def-ss-within"/>
+    <w:bookmarkEnd w:id="65"/>
+    <w:bookmarkStart w:id="66" w:name="def-ss-within"/>
     <w:p>
       <w:pPr>
         <w:pStyle w:val="FirstParagraph"/>
@@ -14193,8 +15243,8 @@
         <w:t xml:space="preserve">.</w:t>
       </w:r>
     </w:p>
-    <w:bookmarkEnd w:id="65"/>
-    <w:bookmarkStart w:id="66" w:name="exm-ss-within"/>
+    <w:bookmarkEnd w:id="66"/>
+    <w:bookmarkStart w:id="67" w:name="exm-ss-within"/>
     <w:p>
       <w:pPr>
         <w:pStyle w:val="BodyText"/>
@@ -14608,8 +15658,8 @@
         </m:oMath>
       </m:oMathPara>
     </w:p>
-    <w:bookmarkEnd w:id="66"/>
-    <w:bookmarkStart w:id="67" w:name="def-mean-squares"/>
+    <w:bookmarkEnd w:id="67"/>
+    <w:bookmarkStart w:id="68" w:name="def-mean-squares"/>
     <w:p>
       <w:pPr>
         <w:pStyle w:val="FirstParagraph"/>
@@ -14918,8 +15968,8 @@
         <w:t xml:space="preserve">estimates it.</w:t>
       </w:r>
     </w:p>
-    <w:bookmarkEnd w:id="67"/>
-    <w:bookmarkStart w:id="68" w:name="exm-mean-squares"/>
+    <w:bookmarkEnd w:id="68"/>
+    <w:bookmarkStart w:id="69" w:name="exm-mean-squares"/>
     <w:p>
       <w:pPr>
         <w:pStyle w:val="BodyText"/>
@@ -15151,8 +16201,8 @@
         </m:oMath>
       </m:oMathPara>
     </w:p>
-    <w:bookmarkEnd w:id="68"/>
-    <w:bookmarkStart w:id="70" w:name="def-one-way-anova"/>
+    <w:bookmarkEnd w:id="69"/>
+    <w:bookmarkStart w:id="71" w:name="def-one-way-anova"/>
     <w:p>
       <w:pPr>
         <w:pStyle w:val="FirstParagraph"/>
@@ -15373,27 +16423,86 @@
       <w:pPr>
         <w:pStyle w:val="FirstParagraph"/>
       </w:pPr>
-      <w:r>
-        <w:t xml:space="preserve">against the alternative that at least two group means differ</w:t>
-      </w:r>
-      <w:r>
-        <w:t xml:space="preserve"> </w:t>
-      </w:r>
-      <w:r>
-        <w:t xml:space="preserve">uses the statistic</w:t>
-      </w:r>
-      <w:r>
-        <w:t xml:space="preserve"> </w:t>
-      </w:r>
-      <w:r>
-        <w:t xml:space="preserve">[9]</w:t>
-      </w:r>
-      <w:r>
-        <w:t xml:space="preserve"> </w:t>
-      </w:r>
-      <w:r>
-        <w:t xml:space="preserve">[10]</w:t>
-      </w:r>
+      <w:del w:id="163" w:author="PR Preview" w:date="2026-01-01T00:00:00Z">
+        <w:r>
+          <w:delText xml:space="preserve">against the alternative that at least two group means differ</w:delText>
+        </w:r>
+      </w:del>
+      <w:del w:id="164" w:author="PR Preview" w:date="2026-01-01T00:00:00Z">
+        <w:r>
+          <w:delText xml:space="preserve"> </w:delText>
+        </w:r>
+      </w:del>
+      <w:del w:id="165" w:author="PR Preview" w:date="2026-01-01T00:00:00Z">
+        <w:r>
+          <w:delText xml:space="preserve">uses the statistic</w:delText>
+        </w:r>
+      </w:del>
+      <w:del w:id="166" w:author="PR Preview" w:date="2026-01-01T00:00:00Z">
+        <w:r>
+          <w:delText xml:space="preserve"> </w:delText>
+        </w:r>
+      </w:del>
+      <w:del w:id="167" w:author="PR Preview" w:date="2026-01-01T00:00:00Z">
+        <w:r>
+          <w:delText xml:space="preserve">[9]</w:delText>
+        </w:r>
+      </w:del>
+      <w:del w:id="168" w:author="PR Preview" w:date="2026-01-01T00:00:00Z">
+        <w:r>
+          <w:delText xml:space="preserve"> </w:delText>
+        </w:r>
+      </w:del>
+      <w:del w:id="169" w:author="PR Preview" w:date="2026-01-01T00:00:00Z">
+        <w:r>
+          <w:delText xml:space="preserve">[10]</w:delText>
+        </w:r>
+      </w:del>
+    </w:p>
+    <w:p>
+      <w:pPr>
+        <w:pStyle w:val="FirstParagraph"/>
+      </w:pPr>
+      <w:ins w:id="170" w:author="PR Preview" w:date="2026-01-01T00:00:00Z">
+        <w:r>
+          <w:t xml:space="preserve">against the alternative that at least two group means differ</w:t>
+        </w:r>
+      </w:ins>
+      <w:ins w:id="171" w:author="PR Preview" w:date="2026-01-01T00:00:00Z">
+        <w:r>
+          <w:t xml:space="preserve"> </w:t>
+        </w:r>
+      </w:ins>
+      <w:ins w:id="172" w:author="PR Preview" w:date="2026-01-01T00:00:00Z">
+        <w:r>
+          <w:t xml:space="preserve">uses the</w:t>
+        </w:r>
+      </w:ins>
+      <w:ins w:id="173" w:author="PR Preview" w:date="2026-01-01T00:00:00Z">
+        <w:r>
+          <w:t xml:space="preserve"> </w:t>
+        </w:r>
+      </w:ins>
+      <w:hyperlink r:id="rId32">
+        <w:ins w:id="174" w:author="PR Preview" w:date="2026-01-01T00:00:00Z">
+          <w:r>
+            <w:rPr>
+              <w:rStyle w:val="Hyperlink"/>
+            </w:rPr>
+            <w:t xml:space="preserve">statistic</w:t>
+          </w:r>
+        </w:ins>
+      </w:hyperlink>
+      <w:ins w:id="175" w:author="PR Preview" w:date="2026-01-01T00:00:00Z">
+        <w:r>
+          <w:t xml:space="preserve"> </w:t>
+        </w:r>
+      </w:ins>
+      <w:ins w:id="176" w:author="PR Preview" w:date="2026-01-01T00:00:00Z">
+        <w:r>
+          <w:t xml:space="preserve">[9]</w:t>
+        </w:r>
+      </w:ins>
     </w:p>
     <w:p>
       <w:pPr>
@@ -15626,7 +16735,7 @@
       <w:r>
         <w:t xml:space="preserve">distribution (</w:t>
       </w:r>
-      <w:hyperlink r:id="rId69">
+      <w:hyperlink r:id="rId70">
         <w:r>
           <w:rPr>
             <w:rStyle w:val="Hyperlink"/>
@@ -15642,21 +16751,54 @@
       <w:pPr>
         <w:pStyle w:val="BodyText"/>
       </w:pPr>
-      <w:r>
-        <w:t xml:space="preserve">Source:</w:t>
-      </w:r>
-      <w:r>
-        <w:t xml:space="preserve"> </w:t>
-      </w:r>
-      <w:r>
-        <w:t xml:space="preserve">Wikipedia contributors [9]</w:t>
-      </w:r>
-      <w:r>
-        <w:t xml:space="preserve">.</w:t>
-      </w:r>
+      <w:del w:id="177" w:author="PR Preview" w:date="2026-01-01T00:00:00Z">
+        <w:r>
+          <w:delText xml:space="preserve">Source:</w:delText>
+        </w:r>
+      </w:del>
+      <w:del w:id="178" w:author="PR Preview" w:date="2026-01-01T00:00:00Z">
+        <w:r>
+          <w:delText xml:space="preserve"> </w:delText>
+        </w:r>
+      </w:del>
+      <w:del w:id="179" w:author="PR Preview" w:date="2026-01-01T00:00:00Z">
+        <w:r>
+          <w:delText xml:space="preserve">Wikipedia contributors [9]</w:delText>
+        </w:r>
+      </w:del>
+      <w:del w:id="180" w:author="PR Preview" w:date="2026-01-01T00:00:00Z">
+        <w:r>
+          <w:delText xml:space="preserve">.</w:delText>
+        </w:r>
+      </w:del>
     </w:p>
-    <w:bookmarkEnd w:id="70"/>
-    <w:bookmarkStart w:id="71" w:name="rem-f-statistic-size"/>
+    <w:p>
+      <w:pPr>
+        <w:pStyle w:val="BodyText"/>
+      </w:pPr>
+      <w:ins w:id="181" w:author="PR Preview" w:date="2026-01-01T00:00:00Z">
+        <w:r>
+          <w:t xml:space="preserve">Source:</w:t>
+        </w:r>
+      </w:ins>
+      <w:ins w:id="182" w:author="PR Preview" w:date="2026-01-01T00:00:00Z">
+        <w:r>
+          <w:t xml:space="preserve"> </w:t>
+        </w:r>
+      </w:ins>
+      <w:ins w:id="183" w:author="PR Preview" w:date="2026-01-01T00:00:00Z">
+        <w:r>
+          <w:t xml:space="preserve">Wikipedia contributors [10]</w:t>
+        </w:r>
+      </w:ins>
+      <w:ins w:id="184" w:author="PR Preview" w:date="2026-01-01T00:00:00Z">
+        <w:r>
+          <w:t xml:space="preserve">.</w:t>
+        </w:r>
+      </w:ins>
+    </w:p>
+    <w:bookmarkEnd w:id="71"/>
+    <w:bookmarkStart w:id="72" w:name="rem-f-statistic-size"/>
     <w:p>
       <w:pPr>
         <w:pStyle w:val="BodyText"/>
@@ -15775,8 +16917,8 @@
         </m:oMath>
       </m:oMathPara>
     </w:p>
-    <w:bookmarkEnd w:id="71"/>
-    <w:bookmarkStart w:id="72" w:name="thm-anova-null"/>
+    <w:bookmarkEnd w:id="72"/>
+    <w:bookmarkStart w:id="73" w:name="thm-anova-null"/>
     <w:p>
       <w:pPr>
         <w:pStyle w:val="FirstParagraph"/>
@@ -16084,8 +17226,8 @@
         <w:t xml:space="preserve">.</w:t>
       </w:r>
     </w:p>
-    <w:bookmarkEnd w:id="72"/>
-    <w:bookmarkStart w:id="73" w:name="exm-hers-anova"/>
+    <w:bookmarkEnd w:id="73"/>
+    <w:bookmarkStart w:id="74" w:name="exm-hers-anova"/>
     <w:p>
       <w:pPr>
         <w:pStyle w:val="BodyText"/>
@@ -17593,8 +18735,8 @@
         <w:t xml:space="preserve">population mean fasting glucose differs among the three race/ethnicity groups.</w:t>
       </w:r>
     </w:p>
-    <w:bookmarkEnd w:id="73"/>
-    <w:bookmarkStart w:id="74" w:name="rem-hers-anova-variances"/>
+    <w:bookmarkEnd w:id="74"/>
+    <w:bookmarkStart w:id="75" w:name="rem-hers-anova-variances"/>
     <w:p>
       <w:pPr>
         <w:pStyle w:val="BodyText"/>
@@ -17761,7 +18903,7 @@
         <w:t xml:space="preserve">#&gt; F = 12.49, num df = 2.0, denom df = 185.7, p-value = 8.17e-06</w:t>
       </w:r>
     </w:p>
-    <w:bookmarkEnd w:id="74"/>
+    <w:bookmarkEnd w:id="75"/>
     <w:p>
       <w:pPr>
         <w:pStyle w:val="FirstParagraph"/>
@@ -17793,7 +18935,7 @@
       <w:r>
         <w:t xml:space="preserve">(</w:t>
       </w:r>
-      <w:hyperlink r:id="rId75">
+      <w:hyperlink r:id="rId76">
         <w:r>
           <w:rPr>
             <w:rStyle w:val="Hyperlink"/>
@@ -18604,8 +19746,8 @@
         <w:t xml:space="preserve">covers the one-way layout.</w:t>
       </w:r>
     </w:p>
-    <w:bookmarkEnd w:id="76"/>
-    <w:bookmarkStart w:id="98" w:name="references"/>
+    <w:bookmarkEnd w:id="77"/>
+    <w:bookmarkStart w:id="99" w:name="references"/>
     <w:p>
       <w:pPr>
         <w:pStyle w:val="Heading2"/>
@@ -18614,8 +19756,8 @@
         <w:t xml:space="preserve">References</w:t>
       </w:r>
     </w:p>
-    <w:bookmarkStart w:id="97" w:name="refs"/>
-    <w:bookmarkStart w:id="78" w:name="ref-vittinghoff2e"/>
+    <w:bookmarkStart w:id="98" w:name="refs"/>
+    <w:bookmarkStart w:id="79" w:name="ref-vittinghoff2e"/>
     <w:p>
       <w:pPr>
         <w:pStyle w:val="Bibliography"/>
@@ -18648,7 +19790,7 @@
       <w:r>
         <w:t xml:space="preserve"> </w:t>
       </w:r>
-      <w:hyperlink r:id="rId77">
+      <w:hyperlink r:id="rId78">
         <w:r>
           <w:rPr>
             <w:rStyle w:val="Hyperlink"/>
@@ -18660,8 +19802,8 @@
         <w:t xml:space="preserve">.</w:t>
       </w:r>
     </w:p>
-    <w:bookmarkEnd w:id="78"/>
-    <w:bookmarkStart w:id="80" w:name="ref-HulleyStephen1998RToE"/>
+    <w:bookmarkEnd w:id="79"/>
+    <w:bookmarkStart w:id="81" w:name="ref-HulleyStephen1998RToE"/>
     <w:p>
       <w:pPr>
         <w:pStyle w:val="Bibliography"/>
@@ -18713,7 +19855,7 @@
       <w:r>
         <w:t xml:space="preserve"> </w:t>
       </w:r>
-      <w:hyperlink r:id="rId79">
+      <w:hyperlink r:id="rId80">
         <w:r>
           <w:rPr>
             <w:rStyle w:val="Hyperlink"/>
@@ -18725,8 +19867,8 @@
         <w:t xml:space="preserve">.</w:t>
       </w:r>
     </w:p>
-    <w:bookmarkEnd w:id="80"/>
-    <w:bookmarkStart w:id="82" w:name="ref-wikipedia_students_t_test"/>
+    <w:bookmarkEnd w:id="81"/>
+    <w:bookmarkStart w:id="83" w:name="ref-wikipedia_students_t_test"/>
     <w:p>
       <w:pPr>
         <w:pStyle w:val="Bibliography"/>
@@ -18773,7 +19915,7 @@
       <w:r>
         <w:t xml:space="preserve"> </w:t>
       </w:r>
-      <w:hyperlink r:id="rId81">
+      <w:hyperlink r:id="rId82">
         <w:r>
           <w:rPr>
             <w:rStyle w:val="Hyperlink"/>
@@ -18782,8 +19924,8 @@
         </w:r>
       </w:hyperlink>
     </w:p>
-    <w:bookmarkEnd w:id="82"/>
-    <w:bookmarkStart w:id="83" w:name="ref-hoggtanis2015"/>
+    <w:bookmarkEnd w:id="83"/>
+    <w:bookmarkStart w:id="84" w:name="ref-hoggtanis2015"/>
     <w:p>
       <w:pPr>
         <w:pStyle w:val="Bibliography"/>
@@ -18814,8 +19956,8 @@
         <w:t xml:space="preserve">, Tenth edition. Boston: Pearson, 2019.</w:t>
       </w:r>
     </w:p>
-    <w:bookmarkEnd w:id="83"/>
-    <w:bookmarkStart w:id="85" w:name="ref-wikipedia_welchs_t_test"/>
+    <w:bookmarkEnd w:id="84"/>
+    <w:bookmarkStart w:id="86" w:name="ref-wikipedia_welchs_t_test"/>
     <w:p>
       <w:pPr>
         <w:pStyle w:val="Bibliography"/>
@@ -18862,7 +20004,7 @@
       <w:r>
         <w:t xml:space="preserve"> </w:t>
       </w:r>
-      <w:hyperlink r:id="rId84">
+      <w:hyperlink r:id="rId85">
         <w:r>
           <w:rPr>
             <w:rStyle w:val="Hyperlink"/>
@@ -18871,8 +20013,8 @@
         </w:r>
       </w:hyperlink>
     </w:p>
-    <w:bookmarkEnd w:id="85"/>
-    <w:bookmarkStart w:id="87" w:name="ref-wikipedia_pooled_variance"/>
+    <w:bookmarkEnd w:id="86"/>
+    <w:bookmarkStart w:id="88" w:name="ref-wikipedia_pooled_variance"/>
     <w:p>
       <w:pPr>
         <w:pStyle w:val="Bibliography"/>
@@ -18919,7 +20061,7 @@
       <w:r>
         <w:t xml:space="preserve"> </w:t>
       </w:r>
-      <w:hyperlink r:id="rId86">
+      <w:hyperlink r:id="rId87">
         <w:r>
           <w:rPr>
             <w:rStyle w:val="Hyperlink"/>
@@ -18928,8 +20070,8 @@
         </w:r>
       </w:hyperlink>
     </w:p>
-    <w:bookmarkEnd w:id="87"/>
-    <w:bookmarkStart w:id="88" w:name="ref-rice2007mathematical"/>
+    <w:bookmarkEnd w:id="88"/>
+    <w:bookmarkStart w:id="89" w:name="ref-rice2007mathematical"/>
     <w:p>
       <w:pPr>
         <w:pStyle w:val="Bibliography"/>
@@ -18960,8 +20102,8 @@
         <w:t xml:space="preserve">, 3rd ed. Belmont, CA: Cengage Learning, 2007.</w:t>
       </w:r>
     </w:p>
-    <w:bookmarkEnd w:id="88"/>
-    <w:bookmarkStart w:id="90" w:name="Xb77271a8c2834a333d91550be0fe1b0a3afc5b3"/>
+    <w:bookmarkEnd w:id="89"/>
+    <w:bookmarkStart w:id="91" w:name="Xb77271a8c2834a333d91550be0fe1b0a3afc5b3"/>
     <w:p>
       <w:pPr>
         <w:pStyle w:val="Bibliography"/>
@@ -19008,7 +20150,7 @@
       <w:r>
         <w:t xml:space="preserve"> </w:t>
       </w:r>
-      <w:hyperlink r:id="rId89">
+      <w:hyperlink r:id="rId90">
         <w:r>
           <w:rPr>
             <w:rStyle w:val="Hyperlink"/>
@@ -19017,126 +20159,356 @@
         </w:r>
       </w:hyperlink>
     </w:p>
-    <w:bookmarkEnd w:id="90"/>
-    <w:bookmarkStart w:id="92" w:name="ref-wikipedia_analysis_of_variance"/>
+    <w:bookmarkEnd w:id="91"/>
+    <w:bookmarkStart w:id="93" w:name="ref-wikipedia_f_test"/>
     <w:p>
       <w:pPr>
         <w:pStyle w:val="Bibliography"/>
       </w:pPr>
-      <w:r>
-        <w:t xml:space="preserve">[9]</w:t>
-      </w:r>
-      <w:r>
-        <w:t xml:space="preserve"> </w:t>
-      </w:r>
-      <w:r>
-        <w:t xml:space="preserve">	</w:t>
-      </w:r>
-      <w:r>
-        <w:t xml:space="preserve">Wikipedia contributors,</w:t>
-      </w:r>
-      <w:r>
-        <w:t xml:space="preserve"> </w:t>
-      </w:r>
-      <w:r>
-        <w:t xml:space="preserve">“Analysis of variance —</w:t>
-      </w:r>
-      <w:r>
-        <w:t xml:space="preserve"> </w:t>
-      </w:r>
-      <w:r>
-        <w:t xml:space="preserve">Wikipedia</w:t>
-      </w:r>
-      <w:r>
-        <w:t xml:space="preserve">,</w:t>
-      </w:r>
-      <w:r>
-        <w:t xml:space="preserve"> </w:t>
-      </w:r>
-      <w:r>
-        <w:t xml:space="preserve">the free encyclopedia.”</w:t>
-      </w:r>
-      <w:r>
-        <w:t xml:space="preserve"> </w:t>
-      </w:r>
-      <w:r>
-        <w:t xml:space="preserve">2026. Available:</w:t>
-      </w:r>
-      <w:r>
-        <w:t xml:space="preserve"> </w:t>
-      </w:r>
-      <w:hyperlink r:id="rId91">
-        <w:r>
-          <w:rPr>
-            <w:rStyle w:val="Hyperlink"/>
-          </w:rPr>
-          <w:t xml:space="preserve">https://en.wikipedia.org/wiki/Analysis_of_variance</w:t>
-        </w:r>
+      <w:del w:id="185" w:author="PR Preview" w:date="2026-01-01T00:00:00Z">
+        <w:r>
+          <w:delText xml:space="preserve">[9]</w:delText>
+        </w:r>
+      </w:del>
+      <w:del w:id="186" w:author="PR Preview" w:date="2026-01-01T00:00:00Z">
+        <w:r>
+          <w:delText xml:space="preserve"> </w:delText>
+        </w:r>
+      </w:del>
+      <w:del w:id="187" w:author="PR Preview" w:date="2026-01-01T00:00:00Z">
+        <w:r>
+          <w:delText xml:space="preserve">	</w:delText>
+        </w:r>
+      </w:del>
+      <w:del w:id="188" w:author="PR Preview" w:date="2026-01-01T00:00:00Z">
+        <w:r>
+          <w:delText xml:space="preserve">Wikipedia contributors,</w:delText>
+        </w:r>
+      </w:del>
+      <w:del w:id="189" w:author="PR Preview" w:date="2026-01-01T00:00:00Z">
+        <w:r>
+          <w:delText xml:space="preserve"> </w:delText>
+        </w:r>
+      </w:del>
+      <w:del w:id="190" w:author="PR Preview" w:date="2026-01-01T00:00:00Z">
+        <w:r>
+          <w:delText xml:space="preserve">“Analysis of variance —</w:delText>
+        </w:r>
+      </w:del>
+      <w:del w:id="191" w:author="PR Preview" w:date="2026-01-01T00:00:00Z">
+        <w:r>
+          <w:delText xml:space="preserve"> </w:delText>
+        </w:r>
+      </w:del>
+      <w:del w:id="192" w:author="PR Preview" w:date="2026-01-01T00:00:00Z">
+        <w:r>
+          <w:delText xml:space="preserve">Wikipedia</w:delText>
+        </w:r>
+      </w:del>
+      <w:del w:id="193" w:author="PR Preview" w:date="2026-01-01T00:00:00Z">
+        <w:r>
+          <w:delText xml:space="preserve">,</w:delText>
+        </w:r>
+      </w:del>
+      <w:del w:id="194" w:author="PR Preview" w:date="2026-01-01T00:00:00Z">
+        <w:r>
+          <w:delText xml:space="preserve"> </w:delText>
+        </w:r>
+      </w:del>
+      <w:del w:id="195" w:author="PR Preview" w:date="2026-01-01T00:00:00Z">
+        <w:r>
+          <w:delText xml:space="preserve">the free encyclopedia.”</w:delText>
+        </w:r>
+      </w:del>
+      <w:del w:id="196" w:author="PR Preview" w:date="2026-01-01T00:00:00Z">
+        <w:r>
+          <w:delText xml:space="preserve"> </w:delText>
+        </w:r>
+      </w:del>
+      <w:del w:id="197" w:author="PR Preview" w:date="2026-01-01T00:00:00Z">
+        <w:r>
+          <w:delText xml:space="preserve">2026. Available:</w:delText>
+        </w:r>
+      </w:del>
+      <w:del w:id="198" w:author="PR Preview" w:date="2026-01-01T00:00:00Z">
+        <w:r>
+          <w:delText xml:space="preserve"> </w:delText>
+        </w:r>
+      </w:del>
+      <w:hyperlink r:id="rId94">
+        <w:del w:id="199" w:author="PR Preview" w:date="2026-01-01T00:00:00Z">
+          <w:r>
+            <w:rPr>
+              <w:rStyle w:val="Hyperlink"/>
+            </w:rPr>
+            <w:delText xml:space="preserve">https://en.wikipedia.org/wiki/Analysis_of_variance</w:delText>
+          </w:r>
+        </w:del>
       </w:hyperlink>
     </w:p>
-    <w:bookmarkEnd w:id="92"/>
-    <w:bookmarkStart w:id="94" w:name="ref-wikipedia_f_test"/>
     <w:p>
       <w:pPr>
         <w:pStyle w:val="Bibliography"/>
       </w:pPr>
-      <w:r>
-        <w:t xml:space="preserve">[10]</w:t>
-      </w:r>
-      <w:r>
-        <w:t xml:space="preserve"> </w:t>
-      </w:r>
-      <w:r>
-        <w:t xml:space="preserve">	</w:t>
-      </w:r>
-      <w:r>
-        <w:t xml:space="preserve">Wikipedia contributors,</w:t>
-      </w:r>
-      <w:r>
-        <w:t xml:space="preserve"> </w:t>
-      </w:r>
-      <w:r>
-        <w:t xml:space="preserve">“F-test —</w:t>
-      </w:r>
-      <w:r>
-        <w:t xml:space="preserve"> </w:t>
-      </w:r>
-      <w:r>
-        <w:t xml:space="preserve">Wikipedia</w:t>
-      </w:r>
-      <w:r>
-        <w:t xml:space="preserve">,</w:t>
-      </w:r>
-      <w:r>
-        <w:t xml:space="preserve"> </w:t>
-      </w:r>
-      <w:r>
-        <w:t xml:space="preserve">the free encyclopedia.”</w:t>
-      </w:r>
-      <w:r>
-        <w:t xml:space="preserve"> </w:t>
-      </w:r>
-      <w:r>
-        <w:t xml:space="preserve">2026. Available:</w:t>
-      </w:r>
-      <w:r>
-        <w:t xml:space="preserve"> </w:t>
-      </w:r>
-      <w:hyperlink r:id="rId93">
-        <w:r>
-          <w:rPr>
-            <w:rStyle w:val="Hyperlink"/>
-          </w:rPr>
-          <w:t xml:space="preserve">https://en.wikipedia.org/wiki/F-test</w:t>
-        </w:r>
+      <w:del w:id="200" w:author="PR Preview" w:date="2026-01-01T00:00:00Z">
+        <w:r>
+          <w:delText xml:space="preserve">[10]</w:delText>
+        </w:r>
+      </w:del>
+      <w:del w:id="201" w:author="PR Preview" w:date="2026-01-01T00:00:00Z">
+        <w:r>
+          <w:delText xml:space="preserve"> </w:delText>
+        </w:r>
+      </w:del>
+      <w:del w:id="202" w:author="PR Preview" w:date="2026-01-01T00:00:00Z">
+        <w:r>
+          <w:delText xml:space="preserve">	</w:delText>
+        </w:r>
+      </w:del>
+      <w:del w:id="203" w:author="PR Preview" w:date="2026-01-01T00:00:00Z">
+        <w:r>
+          <w:delText xml:space="preserve">Wikipedia contributors,</w:delText>
+        </w:r>
+      </w:del>
+      <w:del w:id="204" w:author="PR Preview" w:date="2026-01-01T00:00:00Z">
+        <w:r>
+          <w:delText xml:space="preserve"> </w:delText>
+        </w:r>
+      </w:del>
+      <w:del w:id="205" w:author="PR Preview" w:date="2026-01-01T00:00:00Z">
+        <w:r>
+          <w:delText xml:space="preserve">“F-test —</w:delText>
+        </w:r>
+      </w:del>
+      <w:del w:id="206" w:author="PR Preview" w:date="2026-01-01T00:00:00Z">
+        <w:r>
+          <w:delText xml:space="preserve"> </w:delText>
+        </w:r>
+      </w:del>
+      <w:del w:id="207" w:author="PR Preview" w:date="2026-01-01T00:00:00Z">
+        <w:r>
+          <w:delText xml:space="preserve">Wikipedia</w:delText>
+        </w:r>
+      </w:del>
+      <w:del w:id="208" w:author="PR Preview" w:date="2026-01-01T00:00:00Z">
+        <w:r>
+          <w:delText xml:space="preserve">,</w:delText>
+        </w:r>
+      </w:del>
+      <w:del w:id="209" w:author="PR Preview" w:date="2026-01-01T00:00:00Z">
+        <w:r>
+          <w:delText xml:space="preserve"> </w:delText>
+        </w:r>
+      </w:del>
+      <w:del w:id="210" w:author="PR Preview" w:date="2026-01-01T00:00:00Z">
+        <w:r>
+          <w:delText xml:space="preserve">the free encyclopedia.”</w:delText>
+        </w:r>
+      </w:del>
+      <w:del w:id="211" w:author="PR Preview" w:date="2026-01-01T00:00:00Z">
+        <w:r>
+          <w:delText xml:space="preserve"> </w:delText>
+        </w:r>
+      </w:del>
+      <w:del w:id="212" w:author="PR Preview" w:date="2026-01-01T00:00:00Z">
+        <w:r>
+          <w:delText xml:space="preserve">2026. Available:</w:delText>
+        </w:r>
+      </w:del>
+      <w:del w:id="213" w:author="PR Preview" w:date="2026-01-01T00:00:00Z">
+        <w:r>
+          <w:delText xml:space="preserve"> </w:delText>
+        </w:r>
+      </w:del>
+      <w:hyperlink r:id="rId92">
+        <w:del w:id="214" w:author="PR Preview" w:date="2026-01-01T00:00:00Z">
+          <w:r>
+            <w:rPr>
+              <w:rStyle w:val="Hyperlink"/>
+            </w:rPr>
+            <w:delText xml:space="preserve">https://en.wikipedia.org/wiki/F-test</w:delText>
+          </w:r>
+        </w:del>
       </w:hyperlink>
     </w:p>
-    <w:bookmarkEnd w:id="94"/>
-    <w:bookmarkStart w:id="96" w:name="ref-CaseBerg01"/>
     <w:p>
       <w:pPr>
         <w:pStyle w:val="Bibliography"/>
       </w:pPr>
+      <w:ins w:id="215" w:author="PR Preview" w:date="2026-01-01T00:00:00Z">
+        <w:r>
+          <w:t xml:space="preserve">[9]</w:t>
+        </w:r>
+      </w:ins>
+      <w:ins w:id="216" w:author="PR Preview" w:date="2026-01-01T00:00:00Z">
+        <w:r>
+          <w:t xml:space="preserve"> </w:t>
+        </w:r>
+      </w:ins>
+      <w:ins w:id="217" w:author="PR Preview" w:date="2026-01-01T00:00:00Z">
+        <w:r>
+          <w:t xml:space="preserve">	</w:t>
+        </w:r>
+      </w:ins>
+      <w:ins w:id="218" w:author="PR Preview" w:date="2026-01-01T00:00:00Z">
+        <w:r>
+          <w:t xml:space="preserve">Wikipedia contributors,</w:t>
+        </w:r>
+      </w:ins>
+      <w:ins w:id="219" w:author="PR Preview" w:date="2026-01-01T00:00:00Z">
+        <w:r>
+          <w:t xml:space="preserve"> </w:t>
+        </w:r>
+      </w:ins>
+      <w:ins w:id="220" w:author="PR Preview" w:date="2026-01-01T00:00:00Z">
+        <w:r>
+          <w:t xml:space="preserve">“F-test —</w:t>
+        </w:r>
+      </w:ins>
+      <w:ins w:id="221" w:author="PR Preview" w:date="2026-01-01T00:00:00Z">
+        <w:r>
+          <w:t xml:space="preserve"> </w:t>
+        </w:r>
+      </w:ins>
+      <w:ins w:id="222" w:author="PR Preview" w:date="2026-01-01T00:00:00Z">
+        <w:r>
+          <w:t xml:space="preserve">Wikipedia</w:t>
+        </w:r>
+      </w:ins>
+      <w:ins w:id="223" w:author="PR Preview" w:date="2026-01-01T00:00:00Z">
+        <w:r>
+          <w:t xml:space="preserve">,</w:t>
+        </w:r>
+      </w:ins>
+      <w:ins w:id="224" w:author="PR Preview" w:date="2026-01-01T00:00:00Z">
+        <w:r>
+          <w:t xml:space="preserve"> </w:t>
+        </w:r>
+      </w:ins>
+      <w:ins w:id="225" w:author="PR Preview" w:date="2026-01-01T00:00:00Z">
+        <w:r>
+          <w:t xml:space="preserve">the free encyclopedia.”</w:t>
+        </w:r>
+      </w:ins>
+      <w:ins w:id="226" w:author="PR Preview" w:date="2026-01-01T00:00:00Z">
+        <w:r>
+          <w:t xml:space="preserve"> </w:t>
+        </w:r>
+      </w:ins>
+      <w:ins w:id="227" w:author="PR Preview" w:date="2026-01-01T00:00:00Z">
+        <w:r>
+          <w:t xml:space="preserve">2026. Available:</w:t>
+        </w:r>
+      </w:ins>
+      <w:ins w:id="228" w:author="PR Preview" w:date="2026-01-01T00:00:00Z">
+        <w:r>
+          <w:t xml:space="preserve"> </w:t>
+        </w:r>
+      </w:ins>
+      <w:hyperlink r:id="rId92">
+        <w:ins w:id="229" w:author="PR Preview" w:date="2026-01-01T00:00:00Z">
+          <w:r>
+            <w:rPr>
+              <w:rStyle w:val="Hyperlink"/>
+            </w:rPr>
+            <w:t xml:space="preserve">https://en.wikipedia.org/wiki/F-test</w:t>
+          </w:r>
+        </w:ins>
+      </w:hyperlink>
+    </w:p>
+    <w:bookmarkEnd w:id="93"/>
+    <w:bookmarkStart w:id="95" w:name="ref-wikipedia_analysis_of_variance"/>
+    <w:p>
+      <w:pPr>
+        <w:pStyle w:val="Bibliography"/>
+      </w:pPr>
+      <w:ins w:id="230" w:author="PR Preview" w:date="2026-01-01T00:00:00Z">
+        <w:r>
+          <w:t xml:space="preserve">[10]</w:t>
+        </w:r>
+      </w:ins>
+      <w:ins w:id="231" w:author="PR Preview" w:date="2026-01-01T00:00:00Z">
+        <w:r>
+          <w:t xml:space="preserve"> </w:t>
+        </w:r>
+      </w:ins>
+      <w:ins w:id="232" w:author="PR Preview" w:date="2026-01-01T00:00:00Z">
+        <w:r>
+          <w:t xml:space="preserve">	</w:t>
+        </w:r>
+      </w:ins>
+      <w:ins w:id="233" w:author="PR Preview" w:date="2026-01-01T00:00:00Z">
+        <w:r>
+          <w:t xml:space="preserve">Wikipedia contributors,</w:t>
+        </w:r>
+      </w:ins>
+      <w:ins w:id="234" w:author="PR Preview" w:date="2026-01-01T00:00:00Z">
+        <w:r>
+          <w:t xml:space="preserve"> </w:t>
+        </w:r>
+      </w:ins>
+      <w:ins w:id="235" w:author="PR Preview" w:date="2026-01-01T00:00:00Z">
+        <w:r>
+          <w:t xml:space="preserve">“Analysis of variance —</w:t>
+        </w:r>
+      </w:ins>
+      <w:ins w:id="236" w:author="PR Preview" w:date="2026-01-01T00:00:00Z">
+        <w:r>
+          <w:t xml:space="preserve"> </w:t>
+        </w:r>
+      </w:ins>
+      <w:ins w:id="237" w:author="PR Preview" w:date="2026-01-01T00:00:00Z">
+        <w:r>
+          <w:t xml:space="preserve">Wikipedia</w:t>
+        </w:r>
+      </w:ins>
+      <w:ins w:id="238" w:author="PR Preview" w:date="2026-01-01T00:00:00Z">
+        <w:r>
+          <w:t xml:space="preserve">,</w:t>
+        </w:r>
+      </w:ins>
+      <w:ins w:id="239" w:author="PR Preview" w:date="2026-01-01T00:00:00Z">
+        <w:r>
+          <w:t xml:space="preserve"> </w:t>
+        </w:r>
+      </w:ins>
+      <w:ins w:id="240" w:author="PR Preview" w:date="2026-01-01T00:00:00Z">
+        <w:r>
+          <w:t xml:space="preserve">the free encyclopedia.”</w:t>
+        </w:r>
+      </w:ins>
+      <w:ins w:id="241" w:author="PR Preview" w:date="2026-01-01T00:00:00Z">
+        <w:r>
+          <w:t xml:space="preserve"> </w:t>
+        </w:r>
+      </w:ins>
+      <w:ins w:id="242" w:author="PR Preview" w:date="2026-01-01T00:00:00Z">
+        <w:r>
+          <w:t xml:space="preserve">2026. Available:</w:t>
+        </w:r>
+      </w:ins>
+      <w:ins w:id="243" w:author="PR Preview" w:date="2026-01-01T00:00:00Z">
+        <w:r>
+          <w:t xml:space="preserve"> </w:t>
+        </w:r>
+      </w:ins>
+      <w:hyperlink r:id="rId94">
+        <w:ins w:id="244" w:author="PR Preview" w:date="2026-01-01T00:00:00Z">
+          <w:r>
+            <w:rPr>
+              <w:rStyle w:val="Hyperlink"/>
+            </w:rPr>
+            <w:t xml:space="preserve">https://en.wikipedia.org/wiki/Analysis_of_variance</w:t>
+          </w:r>
+        </w:ins>
+      </w:hyperlink>
+    </w:p>
+    <w:bookmarkEnd w:id="95"/>
+    <w:bookmarkStart w:id="97" w:name="ref-CaseBerg01"/>
+    <w:p>
+      <w:pPr>
+        <w:pStyle w:val="Bibliography"/>
+      </w:pPr>
       <w:r>
         <w:t xml:space="preserve">[11]</w:t>
       </w:r>
@@ -19165,7 +20537,7 @@
       <w:r>
         <w:t xml:space="preserve"> </w:t>
       </w:r>
-      <w:hyperlink r:id="rId95">
+      <w:hyperlink r:id="rId96">
         <w:r>
           <w:rPr>
             <w:rStyle w:val="Hyperlink"/>
@@ -19174,9 +20546,9 @@
         </w:r>
       </w:hyperlink>
     </w:p>
-    <w:bookmarkEnd w:id="96"/>
     <w:bookmarkEnd w:id="97"/>
     <w:bookmarkEnd w:id="98"/>
+    <w:bookmarkEnd w:id="99"/>
     <w:sectPr>
       <w:footnotePr>
         <w:numRestart w:val="eachSect"/>

--- a/pr-preview/pr-348/basic-statistical-methods-handout-tracked-changes.docx
+++ b/pr-preview/pr-348/basic-statistical-methods-handout-tracked-changes.docx
@@ -16,7 +16,7 @@
       </w:pPr>
       <w:del w:id="1" w:author="PR Preview" w:date="2026-01-01T00:00:00Z">
         <w:r>
-          <w:delText xml:space="preserve">Last modified: 2026-10-19 00:48:10 (PDT)</w:delText>
+          <w:delText xml:space="preserve">Last modified: 2026-10-19 01:04:06 (PDT)</w:delText>
         </w:r>
       </w:del>
     </w:p>
@@ -26,7 +26,7 @@
       </w:pPr>
       <w:ins w:id="2" w:author="PR Preview" w:date="2026-01-01T00:00:00Z">
         <w:r>
-          <w:t xml:space="preserve">Last modified: 2026-10-19 01:01:02 (PDT)</w:t>
+          <w:t xml:space="preserve">Last modified: 2026-10-19 01:23:15 (PDT)</w:t>
         </w:r>
       </w:ins>
     </w:p>
@@ -4205,30 +4205,22 @@
       <w:pPr>
         <w:pStyle w:val="FirstParagraph"/>
       </w:pPr>
-      <w:del w:id="3" w:author="PR Preview" w:date="2026-01-01T00:00:00Z">
-        <w:r>
-          <w:rPr>
-            <w:b/>
-            <w:bCs/>
-          </w:rPr>
-          <w:delText xml:space="preserve">Definition 1 (One-sample t-test)</w:delText>
-        </w:r>
-      </w:del>
-      <w:del w:id="4" w:author="PR Preview" w:date="2026-01-01T00:00:00Z">
-        <w:r>
-          <w:delText xml:space="preserve"> </w:delText>
-        </w:r>
-      </w:del>
-      <w:del w:id="5" w:author="PR Preview" w:date="2026-01-01T00:00:00Z">
-        <w:r>
-          <w:delText xml:space="preserve">Let</w:delText>
-        </w:r>
-      </w:del>
-      <w:del w:id="6" w:author="PR Preview" w:date="2026-01-01T00:00:00Z">
-        <w:r>
-          <w:delText xml:space="preserve"> </w:delText>
-        </w:r>
-      </w:del>
+      <w:r>
+        <w:rPr>
+          <w:b/>
+          <w:bCs/>
+        </w:rPr>
+        <w:t xml:space="preserve">Definition 1 (One-sample t-test)</w:t>
+      </w:r>
+      <w:r>
+        <w:t xml:space="preserve"> </w:t>
+      </w:r>
+      <w:r>
+        <w:t xml:space="preserve">Let</w:t>
+      </w:r>
+      <w:r>
+        <w:t xml:space="preserve"> </w:t>
+      </w:r>
       <m:oMath>
         <m:sSub>
           <m:e>
@@ -4273,21 +4265,15 @@
           </m:sub>
         </m:sSub>
       </m:oMath>
-      <w:del w:id="7" w:author="PR Preview" w:date="2026-01-01T00:00:00Z">
-        <w:r>
-          <w:delText xml:space="preserve"> </w:delText>
-        </w:r>
-      </w:del>
-      <w:del w:id="8" w:author="PR Preview" w:date="2026-01-01T00:00:00Z">
-        <w:r>
-          <w:delText xml:space="preserve">be observations with</w:delText>
-        </w:r>
-      </w:del>
-      <w:del w:id="9" w:author="PR Preview" w:date="2026-01-01T00:00:00Z">
-        <w:r>
-          <w:delText xml:space="preserve"> </w:delText>
-        </w:r>
-      </w:del>
+      <w:r>
+        <w:t xml:space="preserve"> </w:t>
+      </w:r>
+      <w:r>
+        <w:t xml:space="preserve">be observations with</w:t>
+      </w:r>
+      <w:r>
+        <w:t xml:space="preserve"> </w:t>
+      </w:r>
       <m:oMath>
         <m:r>
           <m:t>n</m:t>
@@ -4302,26 +4288,18 @@
           <m:t>2</m:t>
         </m:r>
       </m:oMath>
-      <w:del w:id="10" w:author="PR Preview" w:date="2026-01-01T00:00:00Z">
-        <w:r>
-          <w:delText xml:space="preserve">,</w:delText>
-        </w:r>
-      </w:del>
-      <w:del w:id="11" w:author="PR Preview" w:date="2026-01-01T00:00:00Z">
-        <w:r>
-          <w:delText xml:space="preserve"> </w:delText>
-        </w:r>
-      </w:del>
-      <w:del w:id="12" w:author="PR Preview" w:date="2026-01-01T00:00:00Z">
-        <w:r>
-          <w:delText xml:space="preserve">sample mean</w:delText>
-        </w:r>
-      </w:del>
-      <w:del w:id="13" w:author="PR Preview" w:date="2026-01-01T00:00:00Z">
-        <w:r>
-          <w:delText xml:space="preserve"> </w:delText>
-        </w:r>
-      </w:del>
+      <w:r>
+        <w:t xml:space="preserve">,</w:t>
+      </w:r>
+      <w:r>
+        <w:t xml:space="preserve"> </w:t>
+      </w:r>
+      <w:r>
+        <w:t xml:space="preserve">sample mean</w:t>
+      </w:r>
+      <w:r>
+        <w:t xml:space="preserve"> </w:t>
+      </w:r>
       <m:oMath>
         <m:acc>
           <m:accPr>
@@ -4334,65 +4312,45 @@
           </m:e>
         </m:acc>
       </m:oMath>
-      <w:del w:id="14" w:author="PR Preview" w:date="2026-01-01T00:00:00Z">
-        <w:r>
-          <w:delText xml:space="preserve">, and sample standard deviation</w:delText>
-        </w:r>
-      </w:del>
-      <w:del w:id="15" w:author="PR Preview" w:date="2026-01-01T00:00:00Z">
-        <w:r>
-          <w:delText xml:space="preserve"> </w:delText>
-        </w:r>
-      </w:del>
+      <w:r>
+        <w:t xml:space="preserve">, and sample standard deviation</w:t>
+      </w:r>
+      <w:r>
+        <w:t xml:space="preserve"> </w:t>
+      </w:r>
       <m:oMath>
         <m:r>
           <m:t>s</m:t>
         </m:r>
       </m:oMath>
-      <w:del w:id="16" w:author="PR Preview" w:date="2026-01-01T00:00:00Z">
-        <w:r>
-          <w:delText xml:space="preserve">.</w:delText>
-        </w:r>
-      </w:del>
-      <w:del w:id="17" w:author="PR Preview" w:date="2026-01-01T00:00:00Z">
-        <w:r>
-          <w:delText xml:space="preserve"> </w:delText>
-        </w:r>
-      </w:del>
-      <w:del w:id="18" w:author="PR Preview" w:date="2026-01-01T00:00:00Z">
-        <w:r>
-          <w:delText xml:space="preserve">The</w:delText>
-        </w:r>
-      </w:del>
-      <w:del w:id="19" w:author="PR Preview" w:date="2026-01-01T00:00:00Z">
-        <w:r>
-          <w:delText xml:space="preserve"> </w:delText>
-        </w:r>
-      </w:del>
-      <w:del w:id="20" w:author="PR Preview" w:date="2026-01-01T00:00:00Z">
-        <w:r>
-          <w:rPr>
-            <w:b/>
-            <w:bCs/>
-          </w:rPr>
-          <w:delText xml:space="preserve">one-sample t-test</w:delText>
-        </w:r>
-      </w:del>
-      <w:del w:id="21" w:author="PR Preview" w:date="2026-01-01T00:00:00Z">
-        <w:r>
-          <w:delText xml:space="preserve"> </w:delText>
-        </w:r>
-      </w:del>
-      <w:del w:id="22" w:author="PR Preview" w:date="2026-01-01T00:00:00Z">
-        <w:r>
-          <w:delText xml:space="preserve">of</w:delText>
-        </w:r>
-      </w:del>
-      <w:del w:id="23" w:author="PR Preview" w:date="2026-01-01T00:00:00Z">
-        <w:r>
-          <w:delText xml:space="preserve"> </w:delText>
-        </w:r>
-      </w:del>
+      <w:r>
+        <w:t xml:space="preserve">.</w:t>
+      </w:r>
+      <w:r>
+        <w:t xml:space="preserve"> </w:t>
+      </w:r>
+      <w:r>
+        <w:t xml:space="preserve">The</w:t>
+      </w:r>
+      <w:r>
+        <w:t xml:space="preserve"> </w:t>
+      </w:r>
+      <w:r>
+        <w:rPr>
+          <w:b/>
+          <w:bCs/>
+        </w:rPr>
+        <w:t xml:space="preserve">one-sample t-test</w:t>
+      </w:r>
+      <w:r>
+        <w:t xml:space="preserve"> </w:t>
+      </w:r>
+      <w:r>
+        <w:t xml:space="preserve">of</w:t>
+      </w:r>
+      <w:r>
+        <w:t xml:space="preserve"> </w:t>
+      </w:r>
       <m:oMath>
         <m:sSub>
           <m:e>
@@ -4434,21 +4392,15 @@
           </m:sub>
         </m:sSub>
       </m:oMath>
-      <w:del w:id="24" w:author="PR Preview" w:date="2026-01-01T00:00:00Z">
-        <w:r>
-          <w:delText xml:space="preserve"> </w:delText>
-        </w:r>
-      </w:del>
-      <w:del w:id="25" w:author="PR Preview" w:date="2026-01-01T00:00:00Z">
-        <w:r>
-          <w:delText xml:space="preserve">against</w:delText>
-        </w:r>
-      </w:del>
-      <w:del w:id="26" w:author="PR Preview" w:date="2026-01-01T00:00:00Z">
-        <w:r>
-          <w:delText xml:space="preserve"> </w:delText>
-        </w:r>
-      </w:del>
+      <w:r>
+        <w:t xml:space="preserve"> </w:t>
+      </w:r>
+      <w:r>
+        <w:t xml:space="preserve">against</w:t>
+      </w:r>
+      <w:r>
+        <w:t xml:space="preserve"> </w:t>
+      </w:r>
       <m:oMath>
         <m:sSub>
           <m:e>
@@ -4490,340 +4442,22 @@
           </m:sub>
         </m:sSub>
       </m:oMath>
-      <w:del w:id="27" w:author="PR Preview" w:date="2026-01-01T00:00:00Z">
-        <w:r>
-          <w:delText xml:space="preserve"> </w:delText>
-        </w:r>
-      </w:del>
-      <w:del w:id="28" w:author="PR Preview" w:date="2026-01-01T00:00:00Z">
-        <w:r>
-          <w:delText xml:space="preserve">uses the statistic</w:delText>
-        </w:r>
-      </w:del>
-      <w:del w:id="29" w:author="PR Preview" w:date="2026-01-01T00:00:00Z">
-        <w:r>
-          <w:delText xml:space="preserve"> </w:delText>
-        </w:r>
-      </w:del>
-      <w:del w:id="30" w:author="PR Preview" w:date="2026-01-01T00:00:00Z">
-        <w:r>
-          <w:delText xml:space="preserve">[3]</w:delText>
-        </w:r>
-      </w:del>
-    </w:p>
-    <w:p>
-      <w:pPr>
-        <w:pStyle w:val="FirstParagraph"/>
-      </w:pPr>
-      <w:ins w:id="31" w:author="PR Preview" w:date="2026-01-01T00:00:00Z">
+      <w:r>
+        <w:t xml:space="preserve"> </w:t>
+      </w:r>
+      <w:r>
+        <w:t xml:space="preserve">uses the</w:t>
+      </w:r>
+      <w:r>
+        <w:t xml:space="preserve"> </w:t>
+      </w:r>
+      <w:hyperlink r:id="rId32">
         <w:r>
           <w:rPr>
-            <w:b/>
-            <w:bCs/>
+            <w:rStyle w:val="Hyperlink"/>
           </w:rPr>
-          <w:t xml:space="preserve">Definition 1 (One-sample t-test)</w:t>
+          <w:t xml:space="preserve">statistic</w:t>
         </w:r>
-      </w:ins>
-      <w:ins w:id="32" w:author="PR Preview" w:date="2026-01-01T00:00:00Z">
-        <w:r>
-          <w:t xml:space="preserve"> </w:t>
-        </w:r>
-      </w:ins>
-      <w:ins w:id="33" w:author="PR Preview" w:date="2026-01-01T00:00:00Z">
-        <w:r>
-          <w:t xml:space="preserve">Let</w:t>
-        </w:r>
-      </w:ins>
-      <w:ins w:id="34" w:author="PR Preview" w:date="2026-01-01T00:00:00Z">
-        <w:r>
-          <w:t xml:space="preserve"> </w:t>
-        </w:r>
-      </w:ins>
-      <m:oMath>
-        <m:sSub>
-          <m:e>
-            <m:r>
-              <m:t>x</m:t>
-            </m:r>
-          </m:e>
-          <m:sub>
-            <m:r>
-              <m:t>1</m:t>
-            </m:r>
-          </m:sub>
-        </m:sSub>
-        <m:r>
-          <m:rPr>
-            <m:sty m:val="p"/>
-          </m:rPr>
-          <m:t>,</m:t>
-        </m:r>
-        <m:r>
-          <m:rPr>
-            <m:sty m:val="p"/>
-          </m:rPr>
-          <m:t>…</m:t>
-        </m:r>
-        <m:r>
-          <m:rPr>
-            <m:sty m:val="p"/>
-          </m:rPr>
-          <m:t>,</m:t>
-        </m:r>
-        <m:sSub>
-          <m:e>
-            <m:r>
-              <m:t>x</m:t>
-            </m:r>
-          </m:e>
-          <m:sub>
-            <m:r>
-              <m:t>n</m:t>
-            </m:r>
-          </m:sub>
-        </m:sSub>
-      </m:oMath>
-      <w:ins w:id="35" w:author="PR Preview" w:date="2026-01-01T00:00:00Z">
-        <w:r>
-          <w:t xml:space="preserve"> </w:t>
-        </w:r>
-      </w:ins>
-      <w:ins w:id="36" w:author="PR Preview" w:date="2026-01-01T00:00:00Z">
-        <w:r>
-          <w:t xml:space="preserve">be observations with</w:t>
-        </w:r>
-      </w:ins>
-      <w:ins w:id="37" w:author="PR Preview" w:date="2026-01-01T00:00:00Z">
-        <w:r>
-          <w:t xml:space="preserve"> </w:t>
-        </w:r>
-      </w:ins>
-      <m:oMath>
-        <m:r>
-          <m:t>n</m:t>
-        </m:r>
-        <m:r>
-          <m:rPr>
-            <m:sty m:val="p"/>
-          </m:rPr>
-          <m:t>≥</m:t>
-        </m:r>
-        <m:r>
-          <m:t>2</m:t>
-        </m:r>
-      </m:oMath>
-      <w:ins w:id="38" w:author="PR Preview" w:date="2026-01-01T00:00:00Z">
-        <w:r>
-          <w:t xml:space="preserve">,</w:t>
-        </w:r>
-      </w:ins>
-      <w:ins w:id="39" w:author="PR Preview" w:date="2026-01-01T00:00:00Z">
-        <w:r>
-          <w:t xml:space="preserve"> </w:t>
-        </w:r>
-      </w:ins>
-      <w:ins w:id="40" w:author="PR Preview" w:date="2026-01-01T00:00:00Z">
-        <w:r>
-          <w:t xml:space="preserve">sample mean</w:t>
-        </w:r>
-      </w:ins>
-      <w:ins w:id="41" w:author="PR Preview" w:date="2026-01-01T00:00:00Z">
-        <w:r>
-          <w:t xml:space="preserve"> </w:t>
-        </w:r>
-      </w:ins>
-      <m:oMath>
-        <m:acc>
-          <m:accPr>
-            <m:chr m:val="‾"/>
-          </m:accPr>
-          <m:e>
-            <m:r>
-              <m:t>x</m:t>
-            </m:r>
-          </m:e>
-        </m:acc>
-      </m:oMath>
-      <w:ins w:id="42" w:author="PR Preview" w:date="2026-01-01T00:00:00Z">
-        <w:r>
-          <w:t xml:space="preserve">, and sample standard deviation</w:t>
-        </w:r>
-      </w:ins>
-      <w:ins w:id="43" w:author="PR Preview" w:date="2026-01-01T00:00:00Z">
-        <w:r>
-          <w:t xml:space="preserve"> </w:t>
-        </w:r>
-      </w:ins>
-      <m:oMath>
-        <m:r>
-          <m:t>s</m:t>
-        </m:r>
-      </m:oMath>
-      <w:ins w:id="44" w:author="PR Preview" w:date="2026-01-01T00:00:00Z">
-        <w:r>
-          <w:t xml:space="preserve">.</w:t>
-        </w:r>
-      </w:ins>
-      <w:ins w:id="45" w:author="PR Preview" w:date="2026-01-01T00:00:00Z">
-        <w:r>
-          <w:t xml:space="preserve"> </w:t>
-        </w:r>
-      </w:ins>
-      <w:ins w:id="46" w:author="PR Preview" w:date="2026-01-01T00:00:00Z">
-        <w:r>
-          <w:t xml:space="preserve">The</w:t>
-        </w:r>
-      </w:ins>
-      <w:ins w:id="47" w:author="PR Preview" w:date="2026-01-01T00:00:00Z">
-        <w:r>
-          <w:t xml:space="preserve"> </w:t>
-        </w:r>
-      </w:ins>
-      <w:ins w:id="48" w:author="PR Preview" w:date="2026-01-01T00:00:00Z">
-        <w:r>
-          <w:rPr>
-            <w:b/>
-            <w:bCs/>
-          </w:rPr>
-          <w:t xml:space="preserve">one-sample t-test</w:t>
-        </w:r>
-      </w:ins>
-      <w:ins w:id="49" w:author="PR Preview" w:date="2026-01-01T00:00:00Z">
-        <w:r>
-          <w:t xml:space="preserve"> </w:t>
-        </w:r>
-      </w:ins>
-      <w:ins w:id="50" w:author="PR Preview" w:date="2026-01-01T00:00:00Z">
-        <w:r>
-          <w:t xml:space="preserve">of</w:t>
-        </w:r>
-      </w:ins>
-      <w:ins w:id="51" w:author="PR Preview" w:date="2026-01-01T00:00:00Z">
-        <w:r>
-          <w:t xml:space="preserve"> </w:t>
-        </w:r>
-      </w:ins>
-      <m:oMath>
-        <m:sSub>
-          <m:e>
-            <m:r>
-              <m:t>H</m:t>
-            </m:r>
-          </m:e>
-          <m:sub>
-            <m:r>
-              <m:t>0</m:t>
-            </m:r>
-          </m:sub>
-        </m:sSub>
-        <m:r>
-          <m:rPr>
-            <m:sty m:val="p"/>
-          </m:rPr>
-          <m:t>:</m:t>
-        </m:r>
-        <m:r>
-          <m:t>μ</m:t>
-        </m:r>
-        <m:r>
-          <m:rPr>
-            <m:sty m:val="p"/>
-          </m:rPr>
-          <m:t>=</m:t>
-        </m:r>
-        <m:sSub>
-          <m:e>
-            <m:r>
-              <m:t>μ</m:t>
-            </m:r>
-          </m:e>
-          <m:sub>
-            <m:r>
-              <m:t>0</m:t>
-            </m:r>
-          </m:sub>
-        </m:sSub>
-      </m:oMath>
-      <w:ins w:id="52" w:author="PR Preview" w:date="2026-01-01T00:00:00Z">
-        <w:r>
-          <w:t xml:space="preserve"> </w:t>
-        </w:r>
-      </w:ins>
-      <w:ins w:id="53" w:author="PR Preview" w:date="2026-01-01T00:00:00Z">
-        <w:r>
-          <w:t xml:space="preserve">against</w:t>
-        </w:r>
-      </w:ins>
-      <w:ins w:id="54" w:author="PR Preview" w:date="2026-01-01T00:00:00Z">
-        <w:r>
-          <w:t xml:space="preserve"> </w:t>
-        </w:r>
-      </w:ins>
-      <m:oMath>
-        <m:sSub>
-          <m:e>
-            <m:r>
-              <m:t>H</m:t>
-            </m:r>
-          </m:e>
-          <m:sub>
-            <m:r>
-              <m:t>1</m:t>
-            </m:r>
-          </m:sub>
-        </m:sSub>
-        <m:r>
-          <m:rPr>
-            <m:sty m:val="p"/>
-          </m:rPr>
-          <m:t>:</m:t>
-        </m:r>
-        <m:r>
-          <m:t>μ</m:t>
-        </m:r>
-        <m:r>
-          <m:rPr>
-            <m:sty m:val="p"/>
-          </m:rPr>
-          <m:t>≠</m:t>
-        </m:r>
-        <m:sSub>
-          <m:e>
-            <m:r>
-              <m:t>μ</m:t>
-            </m:r>
-          </m:e>
-          <m:sub>
-            <m:r>
-              <m:t>0</m:t>
-            </m:r>
-          </m:sub>
-        </m:sSub>
-      </m:oMath>
-      <w:ins w:id="55" w:author="PR Preview" w:date="2026-01-01T00:00:00Z">
-        <w:r>
-          <w:t xml:space="preserve"> </w:t>
-        </w:r>
-      </w:ins>
-      <w:ins w:id="56" w:author="PR Preview" w:date="2026-01-01T00:00:00Z">
-        <w:r>
-          <w:t xml:space="preserve">uses the</w:t>
-        </w:r>
-      </w:ins>
-      <w:ins w:id="57" w:author="PR Preview" w:date="2026-01-01T00:00:00Z">
-        <w:r>
-          <w:t xml:space="preserve"> </w:t>
-        </w:r>
-      </w:ins>
-      <w:hyperlink r:id="rId32">
-        <w:ins w:id="58" w:author="PR Preview" w:date="2026-01-01T00:00:00Z">
-          <w:r>
-            <w:rPr>
-              <w:rStyle w:val="Hyperlink"/>
-            </w:rPr>
-            <w:t xml:space="preserve">statistic</w:t>
-          </w:r>
-        </w:ins>
       </w:hyperlink>
     </w:p>
     <w:p>
@@ -7987,30 +7621,22 @@
       <w:pPr>
         <w:pStyle w:val="FirstParagraph"/>
       </w:pPr>
-      <w:del w:id="59" w:author="PR Preview" w:date="2026-01-01T00:00:00Z">
-        <w:r>
-          <w:rPr>
-            <w:b/>
-            <w:bCs/>
-          </w:rPr>
-          <w:delText xml:space="preserve">Definition 3 (Welch’s two-sample t-test)</w:delText>
-        </w:r>
-      </w:del>
-      <w:del w:id="60" w:author="PR Preview" w:date="2026-01-01T00:00:00Z">
-        <w:r>
-          <w:delText xml:space="preserve"> </w:delText>
-        </w:r>
-      </w:del>
-      <w:del w:id="61" w:author="PR Preview" w:date="2026-01-01T00:00:00Z">
-        <w:r>
-          <w:delText xml:space="preserve">Let two independent groups have sample sizes</w:delText>
-        </w:r>
-      </w:del>
-      <w:del w:id="62" w:author="PR Preview" w:date="2026-01-01T00:00:00Z">
-        <w:r>
-          <w:delText xml:space="preserve"> </w:delText>
-        </w:r>
-      </w:del>
+      <w:r>
+        <w:rPr>
+          <w:b/>
+          <w:bCs/>
+        </w:rPr>
+        <w:t xml:space="preserve">Definition 3 (Welch’s two-sample t-test)</w:t>
+      </w:r>
+      <w:r>
+        <w:t xml:space="preserve"> </w:t>
+      </w:r>
+      <w:r>
+        <w:t xml:space="preserve">Let two independent groups have sample sizes</w:t>
+      </w:r>
+      <w:r>
+        <w:t xml:space="preserve"> </w:t>
+      </w:r>
       <m:oMath>
         <m:sSub>
           <m:e>
@@ -8052,26 +7678,18 @@
           <m:t>2</m:t>
         </m:r>
       </m:oMath>
-      <w:del w:id="63" w:author="PR Preview" w:date="2026-01-01T00:00:00Z">
-        <w:r>
-          <w:delText xml:space="preserve">,</w:delText>
-        </w:r>
-      </w:del>
-      <w:del w:id="64" w:author="PR Preview" w:date="2026-01-01T00:00:00Z">
-        <w:r>
-          <w:delText xml:space="preserve"> </w:delText>
-        </w:r>
-      </w:del>
-      <w:del w:id="65" w:author="PR Preview" w:date="2026-01-01T00:00:00Z">
-        <w:r>
-          <w:delText xml:space="preserve">sample means</w:delText>
-        </w:r>
-      </w:del>
-      <w:del w:id="66" w:author="PR Preview" w:date="2026-01-01T00:00:00Z">
-        <w:r>
-          <w:delText xml:space="preserve"> </w:delText>
-        </w:r>
-      </w:del>
+      <w:r>
+        <w:t xml:space="preserve">,</w:t>
+      </w:r>
+      <w:r>
+        <w:t xml:space="preserve"> </w:t>
+      </w:r>
+      <w:r>
+        <w:t xml:space="preserve">sample means</w:t>
+      </w:r>
+      <w:r>
+        <w:t xml:space="preserve"> </w:t>
+      </w:r>
       <m:oMath>
         <m:sSub>
           <m:e>
@@ -8093,21 +7711,15 @@
           </m:sub>
         </m:sSub>
       </m:oMath>
-      <w:del w:id="67" w:author="PR Preview" w:date="2026-01-01T00:00:00Z">
-        <w:r>
-          <w:delText xml:space="preserve"> </w:delText>
-        </w:r>
-      </w:del>
-      <w:del w:id="68" w:author="PR Preview" w:date="2026-01-01T00:00:00Z">
-        <w:r>
-          <w:delText xml:space="preserve">and</w:delText>
-        </w:r>
-      </w:del>
-      <w:del w:id="69" w:author="PR Preview" w:date="2026-01-01T00:00:00Z">
-        <w:r>
-          <w:delText xml:space="preserve"> </w:delText>
-        </w:r>
-      </w:del>
+      <w:r>
+        <w:t xml:space="preserve"> </w:t>
+      </w:r>
+      <w:r>
+        <w:t xml:space="preserve">and</w:t>
+      </w:r>
+      <w:r>
+        <w:t xml:space="preserve"> </w:t>
+      </w:r>
       <m:oMath>
         <m:sSub>
           <m:e>
@@ -8129,26 +7741,18 @@
           </m:sub>
         </m:sSub>
       </m:oMath>
-      <w:del w:id="70" w:author="PR Preview" w:date="2026-01-01T00:00:00Z">
-        <w:r>
-          <w:delText xml:space="preserve">,</w:delText>
-        </w:r>
-      </w:del>
-      <w:del w:id="71" w:author="PR Preview" w:date="2026-01-01T00:00:00Z">
-        <w:r>
-          <w:delText xml:space="preserve"> </w:delText>
-        </w:r>
-      </w:del>
-      <w:del w:id="72" w:author="PR Preview" w:date="2026-01-01T00:00:00Z">
-        <w:r>
-          <w:delText xml:space="preserve">and sample variances</w:delText>
-        </w:r>
-      </w:del>
-      <w:del w:id="73" w:author="PR Preview" w:date="2026-01-01T00:00:00Z">
-        <w:r>
-          <w:delText xml:space="preserve"> </w:delText>
-        </w:r>
-      </w:del>
+      <w:r>
+        <w:t xml:space="preserve">,</w:t>
+      </w:r>
+      <w:r>
+        <w:t xml:space="preserve"> </w:t>
+      </w:r>
+      <w:r>
+        <w:t xml:space="preserve">and sample variances</w:t>
+      </w:r>
+      <w:r>
+        <w:t xml:space="preserve"> </w:t>
+      </w:r>
       <m:oMath>
         <m:sSubSup>
           <m:e>
@@ -8168,21 +7772,15 @@
           </m:sup>
         </m:sSubSup>
       </m:oMath>
-      <w:del w:id="74" w:author="PR Preview" w:date="2026-01-01T00:00:00Z">
-        <w:r>
-          <w:delText xml:space="preserve"> </w:delText>
-        </w:r>
-      </w:del>
-      <w:del w:id="75" w:author="PR Preview" w:date="2026-01-01T00:00:00Z">
-        <w:r>
-          <w:delText xml:space="preserve">and</w:delText>
-        </w:r>
-      </w:del>
-      <w:del w:id="76" w:author="PR Preview" w:date="2026-01-01T00:00:00Z">
-        <w:r>
-          <w:delText xml:space="preserve"> </w:delText>
-        </w:r>
-      </w:del>
+      <w:r>
+        <w:t xml:space="preserve"> </w:t>
+      </w:r>
+      <w:r>
+        <w:t xml:space="preserve">and</w:t>
+      </w:r>
+      <w:r>
+        <w:t xml:space="preserve"> </w:t>
+      </w:r>
       <m:oMath>
         <m:sSubSup>
           <m:e>
@@ -8202,40 +7800,28 @@
           </m:sup>
         </m:sSubSup>
       </m:oMath>
-      <w:del w:id="77" w:author="PR Preview" w:date="2026-01-01T00:00:00Z">
-        <w:r>
-          <w:delText xml:space="preserve">.</w:delText>
-        </w:r>
-      </w:del>
-      <w:del w:id="78" w:author="PR Preview" w:date="2026-01-01T00:00:00Z">
-        <w:r>
-          <w:delText xml:space="preserve"> </w:delText>
-        </w:r>
-      </w:del>
-      <w:del w:id="79" w:author="PR Preview" w:date="2026-01-01T00:00:00Z">
-        <w:r>
-          <w:rPr>
-            <w:b/>
-            <w:bCs/>
-          </w:rPr>
-          <w:delText xml:space="preserve">Welch’s two-sample t-test</w:delText>
-        </w:r>
-      </w:del>
-      <w:del w:id="80" w:author="PR Preview" w:date="2026-01-01T00:00:00Z">
-        <w:r>
-          <w:delText xml:space="preserve"> </w:delText>
-        </w:r>
-      </w:del>
-      <w:del w:id="81" w:author="PR Preview" w:date="2026-01-01T00:00:00Z">
-        <w:r>
-          <w:delText xml:space="preserve">of</w:delText>
-        </w:r>
-      </w:del>
-      <w:del w:id="82" w:author="PR Preview" w:date="2026-01-01T00:00:00Z">
-        <w:r>
-          <w:delText xml:space="preserve"> </w:delText>
-        </w:r>
-      </w:del>
+      <w:r>
+        <w:t xml:space="preserve">.</w:t>
+      </w:r>
+      <w:r>
+        <w:t xml:space="preserve"> </w:t>
+      </w:r>
+      <w:r>
+        <w:rPr>
+          <w:b/>
+          <w:bCs/>
+        </w:rPr>
+        <w:t xml:space="preserve">Welch’s two-sample t-test</w:t>
+      </w:r>
+      <w:r>
+        <w:t xml:space="preserve"> </w:t>
+      </w:r>
+      <w:r>
+        <w:t xml:space="preserve">of</w:t>
+      </w:r>
+      <w:r>
+        <w:t xml:space="preserve"> </w:t>
+      </w:r>
       <m:oMath>
         <m:sSub>
           <m:e>
@@ -8286,21 +7872,15 @@
           </m:sub>
         </m:sSub>
       </m:oMath>
-      <w:del w:id="83" w:author="PR Preview" w:date="2026-01-01T00:00:00Z">
-        <w:r>
-          <w:delText xml:space="preserve"> </w:delText>
-        </w:r>
-      </w:del>
-      <w:del w:id="84" w:author="PR Preview" w:date="2026-01-01T00:00:00Z">
-        <w:r>
-          <w:delText xml:space="preserve">against</w:delText>
-        </w:r>
-      </w:del>
-      <w:del w:id="85" w:author="PR Preview" w:date="2026-01-01T00:00:00Z">
-        <w:r>
-          <w:delText xml:space="preserve"> </w:delText>
-        </w:r>
-      </w:del>
+      <w:r>
+        <w:t xml:space="preserve"> </w:t>
+      </w:r>
+      <w:r>
+        <w:t xml:space="preserve">against</w:t>
+      </w:r>
+      <w:r>
+        <w:t xml:space="preserve"> </w:t>
+      </w:r>
       <m:oMath>
         <m:sSub>
           <m:e>
@@ -8351,419 +7931,22 @@
           </m:sub>
         </m:sSub>
       </m:oMath>
-      <w:del w:id="86" w:author="PR Preview" w:date="2026-01-01T00:00:00Z">
-        <w:r>
-          <w:delText xml:space="preserve"> </w:delText>
-        </w:r>
-      </w:del>
-      <w:del w:id="87" w:author="PR Preview" w:date="2026-01-01T00:00:00Z">
-        <w:r>
-          <w:delText xml:space="preserve">uses the statistic</w:delText>
-        </w:r>
-      </w:del>
-      <w:del w:id="88" w:author="PR Preview" w:date="2026-01-01T00:00:00Z">
-        <w:r>
-          <w:delText xml:space="preserve"> </w:delText>
-        </w:r>
-      </w:del>
-      <w:del w:id="89" w:author="PR Preview" w:date="2026-01-01T00:00:00Z">
-        <w:r>
-          <w:delText xml:space="preserve">[5]</w:delText>
-        </w:r>
-      </w:del>
-    </w:p>
-    <w:p>
-      <w:pPr>
-        <w:pStyle w:val="FirstParagraph"/>
-      </w:pPr>
-      <w:ins w:id="90" w:author="PR Preview" w:date="2026-01-01T00:00:00Z">
+      <w:r>
+        <w:t xml:space="preserve"> </w:t>
+      </w:r>
+      <w:r>
+        <w:t xml:space="preserve">uses the</w:t>
+      </w:r>
+      <w:r>
+        <w:t xml:space="preserve"> </w:t>
+      </w:r>
+      <w:hyperlink r:id="rId32">
         <w:r>
           <w:rPr>
-            <w:b/>
-            <w:bCs/>
+            <w:rStyle w:val="Hyperlink"/>
           </w:rPr>
-          <w:t xml:space="preserve">Definition 3 (Welch’s two-sample t-test)</w:t>
+          <w:t xml:space="preserve">statistic</w:t>
         </w:r>
-      </w:ins>
-      <w:ins w:id="91" w:author="PR Preview" w:date="2026-01-01T00:00:00Z">
-        <w:r>
-          <w:t xml:space="preserve"> </w:t>
-        </w:r>
-      </w:ins>
-      <w:ins w:id="92" w:author="PR Preview" w:date="2026-01-01T00:00:00Z">
-        <w:r>
-          <w:t xml:space="preserve">Let two independent groups have sample sizes</w:t>
-        </w:r>
-      </w:ins>
-      <w:ins w:id="93" w:author="PR Preview" w:date="2026-01-01T00:00:00Z">
-        <w:r>
-          <w:t xml:space="preserve"> </w:t>
-        </w:r>
-      </w:ins>
-      <m:oMath>
-        <m:sSub>
-          <m:e>
-            <m:r>
-              <m:t>n</m:t>
-            </m:r>
-          </m:e>
-          <m:sub>
-            <m:r>
-              <m:t>1</m:t>
-            </m:r>
-          </m:sub>
-        </m:sSub>
-        <m:r>
-          <m:rPr>
-            <m:sty m:val="p"/>
-          </m:rPr>
-          <m:t>,</m:t>
-        </m:r>
-        <m:sSub>
-          <m:e>
-            <m:r>
-              <m:t>n</m:t>
-            </m:r>
-          </m:e>
-          <m:sub>
-            <m:r>
-              <m:t>2</m:t>
-            </m:r>
-          </m:sub>
-        </m:sSub>
-        <m:r>
-          <m:rPr>
-            <m:sty m:val="p"/>
-          </m:rPr>
-          <m:t>≥</m:t>
-        </m:r>
-        <m:r>
-          <m:t>2</m:t>
-        </m:r>
-      </m:oMath>
-      <w:ins w:id="94" w:author="PR Preview" w:date="2026-01-01T00:00:00Z">
-        <w:r>
-          <w:t xml:space="preserve">,</w:t>
-        </w:r>
-      </w:ins>
-      <w:ins w:id="95" w:author="PR Preview" w:date="2026-01-01T00:00:00Z">
-        <w:r>
-          <w:t xml:space="preserve"> </w:t>
-        </w:r>
-      </w:ins>
-      <w:ins w:id="96" w:author="PR Preview" w:date="2026-01-01T00:00:00Z">
-        <w:r>
-          <w:t xml:space="preserve">sample means</w:t>
-        </w:r>
-      </w:ins>
-      <w:ins w:id="97" w:author="PR Preview" w:date="2026-01-01T00:00:00Z">
-        <w:r>
-          <w:t xml:space="preserve"> </w:t>
-        </w:r>
-      </w:ins>
-      <m:oMath>
-        <m:sSub>
-          <m:e>
-            <m:acc>
-              <m:accPr>
-                <m:chr m:val="‾"/>
-              </m:accPr>
-              <m:e>
-                <m:r>
-                  <m:t>x</m:t>
-                </m:r>
-              </m:e>
-            </m:acc>
-          </m:e>
-          <m:sub>
-            <m:r>
-              <m:t>1</m:t>
-            </m:r>
-          </m:sub>
-        </m:sSub>
-      </m:oMath>
-      <w:ins w:id="98" w:author="PR Preview" w:date="2026-01-01T00:00:00Z">
-        <w:r>
-          <w:t xml:space="preserve"> </w:t>
-        </w:r>
-      </w:ins>
-      <w:ins w:id="99" w:author="PR Preview" w:date="2026-01-01T00:00:00Z">
-        <w:r>
-          <w:t xml:space="preserve">and</w:t>
-        </w:r>
-      </w:ins>
-      <w:ins w:id="100" w:author="PR Preview" w:date="2026-01-01T00:00:00Z">
-        <w:r>
-          <w:t xml:space="preserve"> </w:t>
-        </w:r>
-      </w:ins>
-      <m:oMath>
-        <m:sSub>
-          <m:e>
-            <m:acc>
-              <m:accPr>
-                <m:chr m:val="‾"/>
-              </m:accPr>
-              <m:e>
-                <m:r>
-                  <m:t>x</m:t>
-                </m:r>
-              </m:e>
-            </m:acc>
-          </m:e>
-          <m:sub>
-            <m:r>
-              <m:t>2</m:t>
-            </m:r>
-          </m:sub>
-        </m:sSub>
-      </m:oMath>
-      <w:ins w:id="101" w:author="PR Preview" w:date="2026-01-01T00:00:00Z">
-        <w:r>
-          <w:t xml:space="preserve">,</w:t>
-        </w:r>
-      </w:ins>
-      <w:ins w:id="102" w:author="PR Preview" w:date="2026-01-01T00:00:00Z">
-        <w:r>
-          <w:t xml:space="preserve"> </w:t>
-        </w:r>
-      </w:ins>
-      <w:ins w:id="103" w:author="PR Preview" w:date="2026-01-01T00:00:00Z">
-        <w:r>
-          <w:t xml:space="preserve">and sample variances</w:t>
-        </w:r>
-      </w:ins>
-      <w:ins w:id="104" w:author="PR Preview" w:date="2026-01-01T00:00:00Z">
-        <w:r>
-          <w:t xml:space="preserve"> </w:t>
-        </w:r>
-      </w:ins>
-      <m:oMath>
-        <m:sSubSup>
-          <m:e>
-            <m:r>
-              <m:t>s</m:t>
-            </m:r>
-          </m:e>
-          <m:sub>
-            <m:r>
-              <m:t>1</m:t>
-            </m:r>
-          </m:sub>
-          <m:sup>
-            <m:r>
-              <m:t>2</m:t>
-            </m:r>
-          </m:sup>
-        </m:sSubSup>
-      </m:oMath>
-      <w:ins w:id="105" w:author="PR Preview" w:date="2026-01-01T00:00:00Z">
-        <w:r>
-          <w:t xml:space="preserve"> </w:t>
-        </w:r>
-      </w:ins>
-      <w:ins w:id="106" w:author="PR Preview" w:date="2026-01-01T00:00:00Z">
-        <w:r>
-          <w:t xml:space="preserve">and</w:t>
-        </w:r>
-      </w:ins>
-      <w:ins w:id="107" w:author="PR Preview" w:date="2026-01-01T00:00:00Z">
-        <w:r>
-          <w:t xml:space="preserve"> </w:t>
-        </w:r>
-      </w:ins>
-      <m:oMath>
-        <m:sSubSup>
-          <m:e>
-            <m:r>
-              <m:t>s</m:t>
-            </m:r>
-          </m:e>
-          <m:sub>
-            <m:r>
-              <m:t>2</m:t>
-            </m:r>
-          </m:sub>
-          <m:sup>
-            <m:r>
-              <m:t>2</m:t>
-            </m:r>
-          </m:sup>
-        </m:sSubSup>
-      </m:oMath>
-      <w:ins w:id="108" w:author="PR Preview" w:date="2026-01-01T00:00:00Z">
-        <w:r>
-          <w:t xml:space="preserve">.</w:t>
-        </w:r>
-      </w:ins>
-      <w:ins w:id="109" w:author="PR Preview" w:date="2026-01-01T00:00:00Z">
-        <w:r>
-          <w:t xml:space="preserve"> </w:t>
-        </w:r>
-      </w:ins>
-      <w:ins w:id="110" w:author="PR Preview" w:date="2026-01-01T00:00:00Z">
-        <w:r>
-          <w:rPr>
-            <w:b/>
-            <w:bCs/>
-          </w:rPr>
-          <w:t xml:space="preserve">Welch’s two-sample t-test</w:t>
-        </w:r>
-      </w:ins>
-      <w:ins w:id="111" w:author="PR Preview" w:date="2026-01-01T00:00:00Z">
-        <w:r>
-          <w:t xml:space="preserve"> </w:t>
-        </w:r>
-      </w:ins>
-      <w:ins w:id="112" w:author="PR Preview" w:date="2026-01-01T00:00:00Z">
-        <w:r>
-          <w:t xml:space="preserve">of</w:t>
-        </w:r>
-      </w:ins>
-      <w:ins w:id="113" w:author="PR Preview" w:date="2026-01-01T00:00:00Z">
-        <w:r>
-          <w:t xml:space="preserve"> </w:t>
-        </w:r>
-      </w:ins>
-      <m:oMath>
-        <m:sSub>
-          <m:e>
-            <m:r>
-              <m:t>H</m:t>
-            </m:r>
-          </m:e>
-          <m:sub>
-            <m:r>
-              <m:t>0</m:t>
-            </m:r>
-          </m:sub>
-        </m:sSub>
-        <m:r>
-          <m:rPr>
-            <m:sty m:val="p"/>
-          </m:rPr>
-          <m:t>:</m:t>
-        </m:r>
-        <m:sSub>
-          <m:e>
-            <m:r>
-              <m:t>μ</m:t>
-            </m:r>
-          </m:e>
-          <m:sub>
-            <m:r>
-              <m:t>1</m:t>
-            </m:r>
-          </m:sub>
-        </m:sSub>
-        <m:r>
-          <m:rPr>
-            <m:sty m:val="p"/>
-          </m:rPr>
-          <m:t>=</m:t>
-        </m:r>
-        <m:sSub>
-          <m:e>
-            <m:r>
-              <m:t>μ</m:t>
-            </m:r>
-          </m:e>
-          <m:sub>
-            <m:r>
-              <m:t>2</m:t>
-            </m:r>
-          </m:sub>
-        </m:sSub>
-      </m:oMath>
-      <w:ins w:id="114" w:author="PR Preview" w:date="2026-01-01T00:00:00Z">
-        <w:r>
-          <w:t xml:space="preserve"> </w:t>
-        </w:r>
-      </w:ins>
-      <w:ins w:id="115" w:author="PR Preview" w:date="2026-01-01T00:00:00Z">
-        <w:r>
-          <w:t xml:space="preserve">against</w:t>
-        </w:r>
-      </w:ins>
-      <w:ins w:id="116" w:author="PR Preview" w:date="2026-01-01T00:00:00Z">
-        <w:r>
-          <w:t xml:space="preserve"> </w:t>
-        </w:r>
-      </w:ins>
-      <m:oMath>
-        <m:sSub>
-          <m:e>
-            <m:r>
-              <m:t>H</m:t>
-            </m:r>
-          </m:e>
-          <m:sub>
-            <m:r>
-              <m:t>1</m:t>
-            </m:r>
-          </m:sub>
-        </m:sSub>
-        <m:r>
-          <m:rPr>
-            <m:sty m:val="p"/>
-          </m:rPr>
-          <m:t>:</m:t>
-        </m:r>
-        <m:sSub>
-          <m:e>
-            <m:r>
-              <m:t>μ</m:t>
-            </m:r>
-          </m:e>
-          <m:sub>
-            <m:r>
-              <m:t>1</m:t>
-            </m:r>
-          </m:sub>
-        </m:sSub>
-        <m:r>
-          <m:rPr>
-            <m:sty m:val="p"/>
-          </m:rPr>
-          <m:t>≠</m:t>
-        </m:r>
-        <m:sSub>
-          <m:e>
-            <m:r>
-              <m:t>μ</m:t>
-            </m:r>
-          </m:e>
-          <m:sub>
-            <m:r>
-              <m:t>2</m:t>
-            </m:r>
-          </m:sub>
-        </m:sSub>
-      </m:oMath>
-      <w:ins w:id="117" w:author="PR Preview" w:date="2026-01-01T00:00:00Z">
-        <w:r>
-          <w:t xml:space="preserve"> </w:t>
-        </w:r>
-      </w:ins>
-      <w:ins w:id="118" w:author="PR Preview" w:date="2026-01-01T00:00:00Z">
-        <w:r>
-          <w:t xml:space="preserve">uses the</w:t>
-        </w:r>
-      </w:ins>
-      <w:ins w:id="119" w:author="PR Preview" w:date="2026-01-01T00:00:00Z">
-        <w:r>
-          <w:t xml:space="preserve"> </w:t>
-        </w:r>
-      </w:ins>
-      <w:hyperlink r:id="rId32">
-        <w:ins w:id="120" w:author="PR Preview" w:date="2026-01-01T00:00:00Z">
-          <w:r>
-            <w:rPr>
-              <w:rStyle w:val="Hyperlink"/>
-            </w:rPr>
-            <w:t xml:space="preserve">statistic</w:t>
-          </w:r>
-        </w:ins>
       </w:hyperlink>
     </w:p>
     <w:p>
@@ -11114,30 +10297,22 @@
       <w:pPr>
         <w:pStyle w:val="BodyText"/>
       </w:pPr>
-      <w:del w:id="121" w:author="PR Preview" w:date="2026-01-01T00:00:00Z">
-        <w:r>
-          <w:rPr>
-            <w:b/>
-            <w:bCs/>
-          </w:rPr>
-          <w:delText xml:space="preserve">Definition 4 (Pooled variance)</w:delText>
-        </w:r>
-      </w:del>
-      <w:del w:id="122" w:author="PR Preview" w:date="2026-01-01T00:00:00Z">
-        <w:r>
-          <w:delText xml:space="preserve"> </w:delText>
-        </w:r>
-      </w:del>
-      <w:del w:id="123" w:author="PR Preview" w:date="2026-01-01T00:00:00Z">
-        <w:r>
-          <w:delText xml:space="preserve">For two samples of sizes</w:delText>
-        </w:r>
-      </w:del>
-      <w:del w:id="124" w:author="PR Preview" w:date="2026-01-01T00:00:00Z">
-        <w:r>
-          <w:delText xml:space="preserve"> </w:delText>
-        </w:r>
-      </w:del>
+      <w:r>
+        <w:rPr>
+          <w:b/>
+          <w:bCs/>
+        </w:rPr>
+        <w:t xml:space="preserve">Definition 4 (Pooled variance)</w:t>
+      </w:r>
+      <w:r>
+        <w:t xml:space="preserve"> </w:t>
+      </w:r>
+      <w:r>
+        <w:t xml:space="preserve">For two samples of sizes</w:t>
+      </w:r>
+      <w:r>
+        <w:t xml:space="preserve"> </w:t>
+      </w:r>
       <m:oMath>
         <m:sSub>
           <m:e>
@@ -11152,21 +10327,15 @@
           </m:sub>
         </m:sSub>
       </m:oMath>
-      <w:del w:id="125" w:author="PR Preview" w:date="2026-01-01T00:00:00Z">
-        <w:r>
-          <w:delText xml:space="preserve"> </w:delText>
-        </w:r>
-      </w:del>
-      <w:del w:id="126" w:author="PR Preview" w:date="2026-01-01T00:00:00Z">
-        <w:r>
-          <w:delText xml:space="preserve">and</w:delText>
-        </w:r>
-      </w:del>
-      <w:del w:id="127" w:author="PR Preview" w:date="2026-01-01T00:00:00Z">
-        <w:r>
-          <w:delText xml:space="preserve"> </w:delText>
-        </w:r>
-      </w:del>
+      <w:r>
+        <w:t xml:space="preserve"> </w:t>
+      </w:r>
+      <w:r>
+        <w:t xml:space="preserve">and</w:t>
+      </w:r>
+      <w:r>
+        <w:t xml:space="preserve"> </w:t>
+      </w:r>
       <m:oMath>
         <m:sSub>
           <m:e>
@@ -11181,21 +10350,15 @@
           </m:sub>
         </m:sSub>
       </m:oMath>
-      <w:del w:id="128" w:author="PR Preview" w:date="2026-01-01T00:00:00Z">
-        <w:r>
-          <w:delText xml:space="preserve"> </w:delText>
-        </w:r>
-      </w:del>
-      <w:del w:id="129" w:author="PR Preview" w:date="2026-01-01T00:00:00Z">
-        <w:r>
-          <w:delText xml:space="preserve">with sample variances</w:delText>
-        </w:r>
-      </w:del>
-      <w:del w:id="130" w:author="PR Preview" w:date="2026-01-01T00:00:00Z">
-        <w:r>
-          <w:delText xml:space="preserve"> </w:delText>
-        </w:r>
-      </w:del>
+      <w:r>
+        <w:t xml:space="preserve"> </w:t>
+      </w:r>
+      <w:r>
+        <w:t xml:space="preserve">with sample variances</w:t>
+      </w:r>
+      <w:r>
+        <w:t xml:space="preserve"> </w:t>
+      </w:r>
       <m:oMath>
         <m:sSubSup>
           <m:e>
@@ -11215,21 +10378,15 @@
           </m:sup>
         </m:sSubSup>
       </m:oMath>
-      <w:del w:id="131" w:author="PR Preview" w:date="2026-01-01T00:00:00Z">
-        <w:r>
-          <w:delText xml:space="preserve"> </w:delText>
-        </w:r>
-      </w:del>
-      <w:del w:id="132" w:author="PR Preview" w:date="2026-01-01T00:00:00Z">
-        <w:r>
-          <w:delText xml:space="preserve">and</w:delText>
-        </w:r>
-      </w:del>
-      <w:del w:id="133" w:author="PR Preview" w:date="2026-01-01T00:00:00Z">
-        <w:r>
-          <w:delText xml:space="preserve"> </w:delText>
-        </w:r>
-      </w:del>
+      <w:r>
+        <w:t xml:space="preserve"> </w:t>
+      </w:r>
+      <w:r>
+        <w:t xml:space="preserve">and</w:t>
+      </w:r>
+      <w:r>
+        <w:t xml:space="preserve"> </w:t>
+      </w:r>
       <m:oMath>
         <m:sSubSup>
           <m:e>
@@ -11249,234 +10406,31 @@
           </m:sup>
         </m:sSubSup>
       </m:oMath>
-      <w:del w:id="134" w:author="PR Preview" w:date="2026-01-01T00:00:00Z">
-        <w:r>
-          <w:delText xml:space="preserve">,</w:delText>
-        </w:r>
-      </w:del>
-      <w:del w:id="135" w:author="PR Preview" w:date="2026-01-01T00:00:00Z">
-        <w:r>
-          <w:delText xml:space="preserve"> </w:delText>
-        </w:r>
-      </w:del>
-      <w:del w:id="136" w:author="PR Preview" w:date="2026-01-01T00:00:00Z">
-        <w:r>
-          <w:delText xml:space="preserve">the</w:delText>
-        </w:r>
-      </w:del>
-      <w:del w:id="137" w:author="PR Preview" w:date="2026-01-01T00:00:00Z">
-        <w:r>
-          <w:delText xml:space="preserve"> </w:delText>
-        </w:r>
-      </w:del>
-      <w:del w:id="138" w:author="PR Preview" w:date="2026-01-01T00:00:00Z">
-        <w:r>
-          <w:rPr>
-            <w:b/>
-            <w:bCs/>
-          </w:rPr>
-          <w:delText xml:space="preserve">pooled variance</w:delText>
-        </w:r>
-      </w:del>
-      <w:del w:id="139" w:author="PR Preview" w:date="2026-01-01T00:00:00Z">
-        <w:r>
-          <w:delText xml:space="preserve"> </w:delText>
-        </w:r>
-      </w:del>
-      <w:del w:id="140" w:author="PR Preview" w:date="2026-01-01T00:00:00Z">
-        <w:r>
-          <w:delText xml:space="preserve">is</w:delText>
-        </w:r>
-      </w:del>
-      <w:del w:id="141" w:author="PR Preview" w:date="2026-01-01T00:00:00Z">
-        <w:r>
-          <w:delText xml:space="preserve"> </w:delText>
-        </w:r>
-      </w:del>
-      <w:del w:id="142" w:author="PR Preview" w:date="2026-01-01T00:00:00Z">
-        <w:r>
-          <w:delText xml:space="preserve">[6]</w:delText>
-        </w:r>
-      </w:del>
-    </w:p>
-    <w:p>
-      <w:pPr>
-        <w:pStyle w:val="BodyText"/>
-      </w:pPr>
-      <w:ins w:id="143" w:author="PR Preview" w:date="2026-01-01T00:00:00Z">
-        <w:r>
-          <w:rPr>
-            <w:b/>
-            <w:bCs/>
-          </w:rPr>
-          <w:t xml:space="preserve">Definition 4 (Pooled variance)</w:t>
-        </w:r>
-      </w:ins>
-      <w:ins w:id="144" w:author="PR Preview" w:date="2026-01-01T00:00:00Z">
-        <w:r>
-          <w:t xml:space="preserve"> </w:t>
-        </w:r>
-      </w:ins>
-      <w:ins w:id="145" w:author="PR Preview" w:date="2026-01-01T00:00:00Z">
-        <w:r>
-          <w:t xml:space="preserve">For two samples of sizes</w:t>
-        </w:r>
-      </w:ins>
-      <w:ins w:id="146" w:author="PR Preview" w:date="2026-01-01T00:00:00Z">
-        <w:r>
-          <w:t xml:space="preserve"> </w:t>
-        </w:r>
-      </w:ins>
-      <m:oMath>
-        <m:sSub>
-          <m:e>
-            <m:r>
-              <m:t>n</m:t>
-            </m:r>
-          </m:e>
-          <m:sub>
-            <m:r>
-              <m:t>1</m:t>
-            </m:r>
-          </m:sub>
-        </m:sSub>
-      </m:oMath>
-      <w:ins w:id="147" w:author="PR Preview" w:date="2026-01-01T00:00:00Z">
-        <w:r>
-          <w:t xml:space="preserve"> </w:t>
-        </w:r>
-      </w:ins>
-      <w:ins w:id="148" w:author="PR Preview" w:date="2026-01-01T00:00:00Z">
-        <w:r>
-          <w:t xml:space="preserve">and</w:t>
-        </w:r>
-      </w:ins>
-      <w:ins w:id="149" w:author="PR Preview" w:date="2026-01-01T00:00:00Z">
-        <w:r>
-          <w:t xml:space="preserve"> </w:t>
-        </w:r>
-      </w:ins>
-      <m:oMath>
-        <m:sSub>
-          <m:e>
-            <m:r>
-              <m:t>n</m:t>
-            </m:r>
-          </m:e>
-          <m:sub>
-            <m:r>
-              <m:t>2</m:t>
-            </m:r>
-          </m:sub>
-        </m:sSub>
-      </m:oMath>
-      <w:ins w:id="150" w:author="PR Preview" w:date="2026-01-01T00:00:00Z">
-        <w:r>
-          <w:t xml:space="preserve"> </w:t>
-        </w:r>
-      </w:ins>
-      <w:ins w:id="151" w:author="PR Preview" w:date="2026-01-01T00:00:00Z">
-        <w:r>
-          <w:t xml:space="preserve">with sample variances</w:t>
-        </w:r>
-      </w:ins>
-      <w:ins w:id="152" w:author="PR Preview" w:date="2026-01-01T00:00:00Z">
-        <w:r>
-          <w:t xml:space="preserve"> </w:t>
-        </w:r>
-      </w:ins>
-      <m:oMath>
-        <m:sSubSup>
-          <m:e>
-            <m:r>
-              <m:t>s</m:t>
-            </m:r>
-          </m:e>
-          <m:sub>
-            <m:r>
-              <m:t>1</m:t>
-            </m:r>
-          </m:sub>
-          <m:sup>
-            <m:r>
-              <m:t>2</m:t>
-            </m:r>
-          </m:sup>
-        </m:sSubSup>
-      </m:oMath>
-      <w:ins w:id="153" w:author="PR Preview" w:date="2026-01-01T00:00:00Z">
-        <w:r>
-          <w:t xml:space="preserve"> </w:t>
-        </w:r>
-      </w:ins>
-      <w:ins w:id="154" w:author="PR Preview" w:date="2026-01-01T00:00:00Z">
-        <w:r>
-          <w:t xml:space="preserve">and</w:t>
-        </w:r>
-      </w:ins>
-      <w:ins w:id="155" w:author="PR Preview" w:date="2026-01-01T00:00:00Z">
-        <w:r>
-          <w:t xml:space="preserve"> </w:t>
-        </w:r>
-      </w:ins>
-      <m:oMath>
-        <m:sSubSup>
-          <m:e>
-            <m:r>
-              <m:t>s</m:t>
-            </m:r>
-          </m:e>
-          <m:sub>
-            <m:r>
-              <m:t>2</m:t>
-            </m:r>
-          </m:sub>
-          <m:sup>
-            <m:r>
-              <m:t>2</m:t>
-            </m:r>
-          </m:sup>
-        </m:sSubSup>
-      </m:oMath>
-      <w:ins w:id="156" w:author="PR Preview" w:date="2026-01-01T00:00:00Z">
-        <w:r>
-          <w:t xml:space="preserve">,</w:t>
-        </w:r>
-      </w:ins>
-      <w:ins w:id="157" w:author="PR Preview" w:date="2026-01-01T00:00:00Z">
-        <w:r>
-          <w:t xml:space="preserve"> </w:t>
-        </w:r>
-      </w:ins>
-      <w:ins w:id="158" w:author="PR Preview" w:date="2026-01-01T00:00:00Z">
-        <w:r>
-          <w:t xml:space="preserve">the</w:t>
-        </w:r>
-      </w:ins>
-      <w:ins w:id="159" w:author="PR Preview" w:date="2026-01-01T00:00:00Z">
-        <w:r>
-          <w:t xml:space="preserve"> </w:t>
-        </w:r>
-      </w:ins>
-      <w:ins w:id="160" w:author="PR Preview" w:date="2026-01-01T00:00:00Z">
-        <w:r>
-          <w:rPr>
-            <w:b/>
-            <w:bCs/>
-          </w:rPr>
-          <w:t xml:space="preserve">pooled variance</w:t>
-        </w:r>
-      </w:ins>
-      <w:ins w:id="161" w:author="PR Preview" w:date="2026-01-01T00:00:00Z">
-        <w:r>
-          <w:t xml:space="preserve"> </w:t>
-        </w:r>
-      </w:ins>
-      <w:ins w:id="162" w:author="PR Preview" w:date="2026-01-01T00:00:00Z">
-        <w:r>
-          <w:t xml:space="preserve">is</w:t>
-        </w:r>
-      </w:ins>
+      <w:r>
+        <w:t xml:space="preserve">,</w:t>
+      </w:r>
+      <w:r>
+        <w:t xml:space="preserve"> </w:t>
+      </w:r>
+      <w:r>
+        <w:t xml:space="preserve">the</w:t>
+      </w:r>
+      <w:r>
+        <w:t xml:space="preserve"> </w:t>
+      </w:r>
+      <w:r>
+        <w:rPr>
+          <w:b/>
+          <w:bCs/>
+        </w:rPr>
+        <w:t xml:space="preserve">pooled variance</w:t>
+      </w:r>
+      <w:r>
+        <w:t xml:space="preserve"> </w:t>
+      </w:r>
+      <w:r>
+        <w:t xml:space="preserve">is</w:t>
+      </w:r>
     </w:p>
     <w:p>
       <w:pPr>
@@ -16423,86 +15377,32 @@
       <w:pPr>
         <w:pStyle w:val="FirstParagraph"/>
       </w:pPr>
-      <w:del w:id="163" w:author="PR Preview" w:date="2026-01-01T00:00:00Z">
+      <w:r>
+        <w:t xml:space="preserve">against the alternative that at least two group means differ</w:t>
+      </w:r>
+      <w:r>
+        <w:t xml:space="preserve"> </w:t>
+      </w:r>
+      <w:r>
+        <w:t xml:space="preserve">uses the</w:t>
+      </w:r>
+      <w:r>
+        <w:t xml:space="preserve"> </w:t>
+      </w:r>
+      <w:hyperlink r:id="rId32">
         <w:r>
-          <w:delText xml:space="preserve">against the alternative that at least two group means differ</w:delText>
+          <w:rPr>
+            <w:rStyle w:val="Hyperlink"/>
+          </w:rPr>
+          <w:t xml:space="preserve">statistic</w:t>
         </w:r>
-      </w:del>
-      <w:del w:id="164" w:author="PR Preview" w:date="2026-01-01T00:00:00Z">
-        <w:r>
-          <w:delText xml:space="preserve"> </w:delText>
-        </w:r>
-      </w:del>
-      <w:del w:id="165" w:author="PR Preview" w:date="2026-01-01T00:00:00Z">
-        <w:r>
-          <w:delText xml:space="preserve">uses the statistic</w:delText>
-        </w:r>
-      </w:del>
-      <w:del w:id="166" w:author="PR Preview" w:date="2026-01-01T00:00:00Z">
-        <w:r>
-          <w:delText xml:space="preserve"> </w:delText>
-        </w:r>
-      </w:del>
-      <w:del w:id="167" w:author="PR Preview" w:date="2026-01-01T00:00:00Z">
-        <w:r>
-          <w:delText xml:space="preserve">[9]</w:delText>
-        </w:r>
-      </w:del>
-      <w:del w:id="168" w:author="PR Preview" w:date="2026-01-01T00:00:00Z">
-        <w:r>
-          <w:delText xml:space="preserve"> </w:delText>
-        </w:r>
-      </w:del>
-      <w:del w:id="169" w:author="PR Preview" w:date="2026-01-01T00:00:00Z">
-        <w:r>
-          <w:delText xml:space="preserve">[10]</w:delText>
-        </w:r>
-      </w:del>
-    </w:p>
-    <w:p>
-      <w:pPr>
-        <w:pStyle w:val="FirstParagraph"/>
-      </w:pPr>
-      <w:ins w:id="170" w:author="PR Preview" w:date="2026-01-01T00:00:00Z">
-        <w:r>
-          <w:t xml:space="preserve">against the alternative that at least two group means differ</w:t>
-        </w:r>
-      </w:ins>
-      <w:ins w:id="171" w:author="PR Preview" w:date="2026-01-01T00:00:00Z">
-        <w:r>
-          <w:t xml:space="preserve"> </w:t>
-        </w:r>
-      </w:ins>
-      <w:ins w:id="172" w:author="PR Preview" w:date="2026-01-01T00:00:00Z">
-        <w:r>
-          <w:t xml:space="preserve">uses the</w:t>
-        </w:r>
-      </w:ins>
-      <w:ins w:id="173" w:author="PR Preview" w:date="2026-01-01T00:00:00Z">
-        <w:r>
-          <w:t xml:space="preserve"> </w:t>
-        </w:r>
-      </w:ins>
-      <w:hyperlink r:id="rId32">
-        <w:ins w:id="174" w:author="PR Preview" w:date="2026-01-01T00:00:00Z">
-          <w:r>
-            <w:rPr>
-              <w:rStyle w:val="Hyperlink"/>
-            </w:rPr>
-            <w:t xml:space="preserve">statistic</w:t>
-          </w:r>
-        </w:ins>
       </w:hyperlink>
-      <w:ins w:id="175" w:author="PR Preview" w:date="2026-01-01T00:00:00Z">
-        <w:r>
-          <w:t xml:space="preserve"> </w:t>
-        </w:r>
-      </w:ins>
-      <w:ins w:id="176" w:author="PR Preview" w:date="2026-01-01T00:00:00Z">
-        <w:r>
-          <w:t xml:space="preserve">[9]</w:t>
-        </w:r>
-      </w:ins>
+      <w:r>
+        <w:t xml:space="preserve"> </w:t>
+      </w:r>
+      <w:r>
+        <w:t xml:space="preserve">[9]</w:t>
+      </w:r>
     </w:p>
     <w:p>
       <w:pPr>
@@ -16751,51 +15651,18 @@
       <w:pPr>
         <w:pStyle w:val="BodyText"/>
       </w:pPr>
-      <w:del w:id="177" w:author="PR Preview" w:date="2026-01-01T00:00:00Z">
-        <w:r>
-          <w:delText xml:space="preserve">Source:</w:delText>
-        </w:r>
-      </w:del>
-      <w:del w:id="178" w:author="PR Preview" w:date="2026-01-01T00:00:00Z">
-        <w:r>
-          <w:delText xml:space="preserve"> </w:delText>
-        </w:r>
-      </w:del>
-      <w:del w:id="179" w:author="PR Preview" w:date="2026-01-01T00:00:00Z">
-        <w:r>
-          <w:delText xml:space="preserve">Wikipedia contributors [9]</w:delText>
-        </w:r>
-      </w:del>
-      <w:del w:id="180" w:author="PR Preview" w:date="2026-01-01T00:00:00Z">
-        <w:r>
-          <w:delText xml:space="preserve">.</w:delText>
-        </w:r>
-      </w:del>
-    </w:p>
-    <w:p>
-      <w:pPr>
-        <w:pStyle w:val="BodyText"/>
-      </w:pPr>
-      <w:ins w:id="181" w:author="PR Preview" w:date="2026-01-01T00:00:00Z">
-        <w:r>
-          <w:t xml:space="preserve">Source:</w:t>
-        </w:r>
-      </w:ins>
-      <w:ins w:id="182" w:author="PR Preview" w:date="2026-01-01T00:00:00Z">
-        <w:r>
-          <w:t xml:space="preserve"> </w:t>
-        </w:r>
-      </w:ins>
-      <w:ins w:id="183" w:author="PR Preview" w:date="2026-01-01T00:00:00Z">
-        <w:r>
-          <w:t xml:space="preserve">Wikipedia contributors [10]</w:t>
-        </w:r>
-      </w:ins>
-      <w:ins w:id="184" w:author="PR Preview" w:date="2026-01-01T00:00:00Z">
-        <w:r>
-          <w:t xml:space="preserve">.</w:t>
-        </w:r>
-      </w:ins>
+      <w:r>
+        <w:t xml:space="preserve">Source:</w:t>
+      </w:r>
+      <w:r>
+        <w:t xml:space="preserve"> </w:t>
+      </w:r>
+      <w:r>
+        <w:t xml:space="preserve">Wikipedia contributors [10]</w:t>
+      </w:r>
+      <w:r>
+        <w:t xml:space="preserve">.</w:t>
+      </w:r>
     </w:p>
     <w:bookmarkEnd w:id="71"/>
     <w:bookmarkStart w:id="72" w:name="rem-f-statistic-size"/>
@@ -20165,255 +19032,55 @@
       <w:pPr>
         <w:pStyle w:val="Bibliography"/>
       </w:pPr>
-      <w:del w:id="185" w:author="PR Preview" w:date="2026-01-01T00:00:00Z">
+      <w:r>
+        <w:t xml:space="preserve">[9]</w:t>
+      </w:r>
+      <w:r>
+        <w:t xml:space="preserve"> </w:t>
+      </w:r>
+      <w:r>
+        <w:t xml:space="preserve">	</w:t>
+      </w:r>
+      <w:r>
+        <w:t xml:space="preserve">Wikipedia contributors,</w:t>
+      </w:r>
+      <w:r>
+        <w:t xml:space="preserve"> </w:t>
+      </w:r>
+      <w:r>
+        <w:t xml:space="preserve">“F-test —</w:t>
+      </w:r>
+      <w:r>
+        <w:t xml:space="preserve"> </w:t>
+      </w:r>
+      <w:r>
+        <w:t xml:space="preserve">Wikipedia</w:t>
+      </w:r>
+      <w:r>
+        <w:t xml:space="preserve">,</w:t>
+      </w:r>
+      <w:r>
+        <w:t xml:space="preserve"> </w:t>
+      </w:r>
+      <w:r>
+        <w:t xml:space="preserve">the free encyclopedia.”</w:t>
+      </w:r>
+      <w:r>
+        <w:t xml:space="preserve"> </w:t>
+      </w:r>
+      <w:r>
+        <w:t xml:space="preserve">2026. Available:</w:t>
+      </w:r>
+      <w:r>
+        <w:t xml:space="preserve"> </w:t>
+      </w:r>
+      <w:hyperlink r:id="rId92">
         <w:r>
-          <w:delText xml:space="preserve">[9]</w:delText>
+          <w:rPr>
+            <w:rStyle w:val="Hyperlink"/>
+          </w:rPr>
+          <w:t xml:space="preserve">https://en.wikipedia.org/wiki/F-test</w:t>
         </w:r>
-      </w:del>
-      <w:del w:id="186" w:author="PR Preview" w:date="2026-01-01T00:00:00Z">
-        <w:r>
-          <w:delText xml:space="preserve"> </w:delText>
-        </w:r>
-      </w:del>
-      <w:del w:id="187" w:author="PR Preview" w:date="2026-01-01T00:00:00Z">
-        <w:r>
-          <w:delText xml:space="preserve">	</w:delText>
-        </w:r>
-      </w:del>
-      <w:del w:id="188" w:author="PR Preview" w:date="2026-01-01T00:00:00Z">
-        <w:r>
-          <w:delText xml:space="preserve">Wikipedia contributors,</w:delText>
-        </w:r>
-      </w:del>
-      <w:del w:id="189" w:author="PR Preview" w:date="2026-01-01T00:00:00Z">
-        <w:r>
-          <w:delText xml:space="preserve"> </w:delText>
-        </w:r>
-      </w:del>
-      <w:del w:id="190" w:author="PR Preview" w:date="2026-01-01T00:00:00Z">
-        <w:r>
-          <w:delText xml:space="preserve">“Analysis of variance —</w:delText>
-        </w:r>
-      </w:del>
-      <w:del w:id="191" w:author="PR Preview" w:date="2026-01-01T00:00:00Z">
-        <w:r>
-          <w:delText xml:space="preserve"> </w:delText>
-        </w:r>
-      </w:del>
-      <w:del w:id="192" w:author="PR Preview" w:date="2026-01-01T00:00:00Z">
-        <w:r>
-          <w:delText xml:space="preserve">Wikipedia</w:delText>
-        </w:r>
-      </w:del>
-      <w:del w:id="193" w:author="PR Preview" w:date="2026-01-01T00:00:00Z">
-        <w:r>
-          <w:delText xml:space="preserve">,</w:delText>
-        </w:r>
-      </w:del>
-      <w:del w:id="194" w:author="PR Preview" w:date="2026-01-01T00:00:00Z">
-        <w:r>
-          <w:delText xml:space="preserve"> </w:delText>
-        </w:r>
-      </w:del>
-      <w:del w:id="195" w:author="PR Preview" w:date="2026-01-01T00:00:00Z">
-        <w:r>
-          <w:delText xml:space="preserve">the free encyclopedia.”</w:delText>
-        </w:r>
-      </w:del>
-      <w:del w:id="196" w:author="PR Preview" w:date="2026-01-01T00:00:00Z">
-        <w:r>
-          <w:delText xml:space="preserve"> </w:delText>
-        </w:r>
-      </w:del>
-      <w:del w:id="197" w:author="PR Preview" w:date="2026-01-01T00:00:00Z">
-        <w:r>
-          <w:delText xml:space="preserve">2026. Available:</w:delText>
-        </w:r>
-      </w:del>
-      <w:del w:id="198" w:author="PR Preview" w:date="2026-01-01T00:00:00Z">
-        <w:r>
-          <w:delText xml:space="preserve"> </w:delText>
-        </w:r>
-      </w:del>
-      <w:hyperlink r:id="rId94">
-        <w:del w:id="199" w:author="PR Preview" w:date="2026-01-01T00:00:00Z">
-          <w:r>
-            <w:rPr>
-              <w:rStyle w:val="Hyperlink"/>
-            </w:rPr>
-            <w:delText xml:space="preserve">https://en.wikipedia.org/wiki/Analysis_of_variance</w:delText>
-          </w:r>
-        </w:del>
-      </w:hyperlink>
-    </w:p>
-    <w:p>
-      <w:pPr>
-        <w:pStyle w:val="Bibliography"/>
-      </w:pPr>
-      <w:del w:id="200" w:author="PR Preview" w:date="2026-01-01T00:00:00Z">
-        <w:r>
-          <w:delText xml:space="preserve">[10]</w:delText>
-        </w:r>
-      </w:del>
-      <w:del w:id="201" w:author="PR Preview" w:date="2026-01-01T00:00:00Z">
-        <w:r>
-          <w:delText xml:space="preserve"> </w:delText>
-        </w:r>
-      </w:del>
-      <w:del w:id="202" w:author="PR Preview" w:date="2026-01-01T00:00:00Z">
-        <w:r>
-          <w:delText xml:space="preserve">	</w:delText>
-        </w:r>
-      </w:del>
-      <w:del w:id="203" w:author="PR Preview" w:date="2026-01-01T00:00:00Z">
-        <w:r>
-          <w:delText xml:space="preserve">Wikipedia contributors,</w:delText>
-        </w:r>
-      </w:del>
-      <w:del w:id="204" w:author="PR Preview" w:date="2026-01-01T00:00:00Z">
-        <w:r>
-          <w:delText xml:space="preserve"> </w:delText>
-        </w:r>
-      </w:del>
-      <w:del w:id="205" w:author="PR Preview" w:date="2026-01-01T00:00:00Z">
-        <w:r>
-          <w:delText xml:space="preserve">“F-test —</w:delText>
-        </w:r>
-      </w:del>
-      <w:del w:id="206" w:author="PR Preview" w:date="2026-01-01T00:00:00Z">
-        <w:r>
-          <w:delText xml:space="preserve"> </w:delText>
-        </w:r>
-      </w:del>
-      <w:del w:id="207" w:author="PR Preview" w:date="2026-01-01T00:00:00Z">
-        <w:r>
-          <w:delText xml:space="preserve">Wikipedia</w:delText>
-        </w:r>
-      </w:del>
-      <w:del w:id="208" w:author="PR Preview" w:date="2026-01-01T00:00:00Z">
-        <w:r>
-          <w:delText xml:space="preserve">,</w:delText>
-        </w:r>
-      </w:del>
-      <w:del w:id="209" w:author="PR Preview" w:date="2026-01-01T00:00:00Z">
-        <w:r>
-          <w:delText xml:space="preserve"> </w:delText>
-        </w:r>
-      </w:del>
-      <w:del w:id="210" w:author="PR Preview" w:date="2026-01-01T00:00:00Z">
-        <w:r>
-          <w:delText xml:space="preserve">the free encyclopedia.”</w:delText>
-        </w:r>
-      </w:del>
-      <w:del w:id="211" w:author="PR Preview" w:date="2026-01-01T00:00:00Z">
-        <w:r>
-          <w:delText xml:space="preserve"> </w:delText>
-        </w:r>
-      </w:del>
-      <w:del w:id="212" w:author="PR Preview" w:date="2026-01-01T00:00:00Z">
-        <w:r>
-          <w:delText xml:space="preserve">2026. Available:</w:delText>
-        </w:r>
-      </w:del>
-      <w:del w:id="213" w:author="PR Preview" w:date="2026-01-01T00:00:00Z">
-        <w:r>
-          <w:delText xml:space="preserve"> </w:delText>
-        </w:r>
-      </w:del>
-      <w:hyperlink r:id="rId92">
-        <w:del w:id="214" w:author="PR Preview" w:date="2026-01-01T00:00:00Z">
-          <w:r>
-            <w:rPr>
-              <w:rStyle w:val="Hyperlink"/>
-            </w:rPr>
-            <w:delText xml:space="preserve">https://en.wikipedia.org/wiki/F-test</w:delText>
-          </w:r>
-        </w:del>
-      </w:hyperlink>
-    </w:p>
-    <w:p>
-      <w:pPr>
-        <w:pStyle w:val="Bibliography"/>
-      </w:pPr>
-      <w:ins w:id="215" w:author="PR Preview" w:date="2026-01-01T00:00:00Z">
-        <w:r>
-          <w:t xml:space="preserve">[9]</w:t>
-        </w:r>
-      </w:ins>
-      <w:ins w:id="216" w:author="PR Preview" w:date="2026-01-01T00:00:00Z">
-        <w:r>
-          <w:t xml:space="preserve"> </w:t>
-        </w:r>
-      </w:ins>
-      <w:ins w:id="217" w:author="PR Preview" w:date="2026-01-01T00:00:00Z">
-        <w:r>
-          <w:t xml:space="preserve">	</w:t>
-        </w:r>
-      </w:ins>
-      <w:ins w:id="218" w:author="PR Preview" w:date="2026-01-01T00:00:00Z">
-        <w:r>
-          <w:t xml:space="preserve">Wikipedia contributors,</w:t>
-        </w:r>
-      </w:ins>
-      <w:ins w:id="219" w:author="PR Preview" w:date="2026-01-01T00:00:00Z">
-        <w:r>
-          <w:t xml:space="preserve"> </w:t>
-        </w:r>
-      </w:ins>
-      <w:ins w:id="220" w:author="PR Preview" w:date="2026-01-01T00:00:00Z">
-        <w:r>
-          <w:t xml:space="preserve">“F-test —</w:t>
-        </w:r>
-      </w:ins>
-      <w:ins w:id="221" w:author="PR Preview" w:date="2026-01-01T00:00:00Z">
-        <w:r>
-          <w:t xml:space="preserve"> </w:t>
-        </w:r>
-      </w:ins>
-      <w:ins w:id="222" w:author="PR Preview" w:date="2026-01-01T00:00:00Z">
-        <w:r>
-          <w:t xml:space="preserve">Wikipedia</w:t>
-        </w:r>
-      </w:ins>
-      <w:ins w:id="223" w:author="PR Preview" w:date="2026-01-01T00:00:00Z">
-        <w:r>
-          <w:t xml:space="preserve">,</w:t>
-        </w:r>
-      </w:ins>
-      <w:ins w:id="224" w:author="PR Preview" w:date="2026-01-01T00:00:00Z">
-        <w:r>
-          <w:t xml:space="preserve"> </w:t>
-        </w:r>
-      </w:ins>
-      <w:ins w:id="225" w:author="PR Preview" w:date="2026-01-01T00:00:00Z">
-        <w:r>
-          <w:t xml:space="preserve">the free encyclopedia.”</w:t>
-        </w:r>
-      </w:ins>
-      <w:ins w:id="226" w:author="PR Preview" w:date="2026-01-01T00:00:00Z">
-        <w:r>
-          <w:t xml:space="preserve"> </w:t>
-        </w:r>
-      </w:ins>
-      <w:ins w:id="227" w:author="PR Preview" w:date="2026-01-01T00:00:00Z">
-        <w:r>
-          <w:t xml:space="preserve">2026. Available:</w:t>
-        </w:r>
-      </w:ins>
-      <w:ins w:id="228" w:author="PR Preview" w:date="2026-01-01T00:00:00Z">
-        <w:r>
-          <w:t xml:space="preserve"> </w:t>
-        </w:r>
-      </w:ins>
-      <w:hyperlink r:id="rId92">
-        <w:ins w:id="229" w:author="PR Preview" w:date="2026-01-01T00:00:00Z">
-          <w:r>
-            <w:rPr>
-              <w:rStyle w:val="Hyperlink"/>
-            </w:rPr>
-            <w:t xml:space="preserve">https://en.wikipedia.org/wiki/F-test</w:t>
-          </w:r>
-        </w:ins>
       </w:hyperlink>
     </w:p>
     <w:bookmarkEnd w:id="93"/>
@@ -20422,85 +19089,55 @@
       <w:pPr>
         <w:pStyle w:val="Bibliography"/>
       </w:pPr>
-      <w:ins w:id="230" w:author="PR Preview" w:date="2026-01-01T00:00:00Z">
+      <w:r>
+        <w:t xml:space="preserve">[10]</w:t>
+      </w:r>
+      <w:r>
+        <w:t xml:space="preserve"> </w:t>
+      </w:r>
+      <w:r>
+        <w:t xml:space="preserve">	</w:t>
+      </w:r>
+      <w:r>
+        <w:t xml:space="preserve">Wikipedia contributors,</w:t>
+      </w:r>
+      <w:r>
+        <w:t xml:space="preserve"> </w:t>
+      </w:r>
+      <w:r>
+        <w:t xml:space="preserve">“Analysis of variance —</w:t>
+      </w:r>
+      <w:r>
+        <w:t xml:space="preserve"> </w:t>
+      </w:r>
+      <w:r>
+        <w:t xml:space="preserve">Wikipedia</w:t>
+      </w:r>
+      <w:r>
+        <w:t xml:space="preserve">,</w:t>
+      </w:r>
+      <w:r>
+        <w:t xml:space="preserve"> </w:t>
+      </w:r>
+      <w:r>
+        <w:t xml:space="preserve">the free encyclopedia.”</w:t>
+      </w:r>
+      <w:r>
+        <w:t xml:space="preserve"> </w:t>
+      </w:r>
+      <w:r>
+        <w:t xml:space="preserve">2026. Available:</w:t>
+      </w:r>
+      <w:r>
+        <w:t xml:space="preserve"> </w:t>
+      </w:r>
+      <w:hyperlink r:id="rId94">
         <w:r>
-          <w:t xml:space="preserve">[10]</w:t>
+          <w:rPr>
+            <w:rStyle w:val="Hyperlink"/>
+          </w:rPr>
+          <w:t xml:space="preserve">https://en.wikipedia.org/wiki/Analysis_of_variance</w:t>
         </w:r>
-      </w:ins>
-      <w:ins w:id="231" w:author="PR Preview" w:date="2026-01-01T00:00:00Z">
-        <w:r>
-          <w:t xml:space="preserve"> </w:t>
-        </w:r>
-      </w:ins>
-      <w:ins w:id="232" w:author="PR Preview" w:date="2026-01-01T00:00:00Z">
-        <w:r>
-          <w:t xml:space="preserve">	</w:t>
-        </w:r>
-      </w:ins>
-      <w:ins w:id="233" w:author="PR Preview" w:date="2026-01-01T00:00:00Z">
-        <w:r>
-          <w:t xml:space="preserve">Wikipedia contributors,</w:t>
-        </w:r>
-      </w:ins>
-      <w:ins w:id="234" w:author="PR Preview" w:date="2026-01-01T00:00:00Z">
-        <w:r>
-          <w:t xml:space="preserve"> </w:t>
-        </w:r>
-      </w:ins>
-      <w:ins w:id="235" w:author="PR Preview" w:date="2026-01-01T00:00:00Z">
-        <w:r>
-          <w:t xml:space="preserve">“Analysis of variance —</w:t>
-        </w:r>
-      </w:ins>
-      <w:ins w:id="236" w:author="PR Preview" w:date="2026-01-01T00:00:00Z">
-        <w:r>
-          <w:t xml:space="preserve"> </w:t>
-        </w:r>
-      </w:ins>
-      <w:ins w:id="237" w:author="PR Preview" w:date="2026-01-01T00:00:00Z">
-        <w:r>
-          <w:t xml:space="preserve">Wikipedia</w:t>
-        </w:r>
-      </w:ins>
-      <w:ins w:id="238" w:author="PR Preview" w:date="2026-01-01T00:00:00Z">
-        <w:r>
-          <w:t xml:space="preserve">,</w:t>
-        </w:r>
-      </w:ins>
-      <w:ins w:id="239" w:author="PR Preview" w:date="2026-01-01T00:00:00Z">
-        <w:r>
-          <w:t xml:space="preserve"> </w:t>
-        </w:r>
-      </w:ins>
-      <w:ins w:id="240" w:author="PR Preview" w:date="2026-01-01T00:00:00Z">
-        <w:r>
-          <w:t xml:space="preserve">the free encyclopedia.”</w:t>
-        </w:r>
-      </w:ins>
-      <w:ins w:id="241" w:author="PR Preview" w:date="2026-01-01T00:00:00Z">
-        <w:r>
-          <w:t xml:space="preserve"> </w:t>
-        </w:r>
-      </w:ins>
-      <w:ins w:id="242" w:author="PR Preview" w:date="2026-01-01T00:00:00Z">
-        <w:r>
-          <w:t xml:space="preserve">2026. Available:</w:t>
-        </w:r>
-      </w:ins>
-      <w:ins w:id="243" w:author="PR Preview" w:date="2026-01-01T00:00:00Z">
-        <w:r>
-          <w:t xml:space="preserve"> </w:t>
-        </w:r>
-      </w:ins>
-      <w:hyperlink r:id="rId94">
-        <w:ins w:id="244" w:author="PR Preview" w:date="2026-01-01T00:00:00Z">
-          <w:r>
-            <w:rPr>
-              <w:rStyle w:val="Hyperlink"/>
-            </w:rPr>
-            <w:t xml:space="preserve">https://en.wikipedia.org/wiki/Analysis_of_variance</w:t>
-          </w:r>
-        </w:ins>
       </w:hyperlink>
     </w:p>
     <w:bookmarkEnd w:id="95"/>
